--- a/docs/manuals/docx/FUNDER-MANUAL.docx
+++ b/docs/manuals/docx/FUNDER-MANUAL.docx
@@ -27,7 +27,7 @@
     </w:p>
     <w:p>
       <w:r>
-        <w:t>Scope: privacy-safe, aggregated funding and delivery summary information</w:t>
+        <w:t>Scope: safe, high-level funding and delivery summary information</w:t>
       </w:r>
     </w:p>
     <w:p/>
@@ -73,12 +73,18 @@
         <w:pStyle w:val="Heading1"/>
       </w:pPr>
       <w:r>
-        <w:t>1. Role overview</w:t>
+        <w:t>1. About this guide</w:t>
       </w:r>
     </w:p>
     <w:p>
       <w:r>
-        <w:t>The Funder Dashboard is designed for external or restricted users who need a concise, GDPR-safe reporting view.</w:t>
+        <w:t>This guide explains the dashboard for funder users.</w:t>
+      </w:r>
+    </w:p>
+    <w:p/>
+    <w:p>
+      <w:r>
+        <w:t>The Funder view is designed to be simple, safe, and easy to read.</w:t>
       </w:r>
     </w:p>
     <w:p/>
@@ -155,7 +161,7 @@
         <w:pStyle w:val="ManualBullet"/>
       </w:pPr>
       <w:r>
-        <w:t>row-level operational drill-down</w:t>
+        <w:t>detailed operational drill-down</w:t>
       </w:r>
     </w:p>
     <w:p/>
@@ -169,7 +175,7 @@
     </w:p>
     <w:p>
       <w:r>
-        <w:t>The screen is intended to answer high-level questions such as:</w:t>
+        <w:t>Use this dashboard to answer questions such as:</w:t>
       </w:r>
     </w:p>
     <w:p/>
@@ -186,7 +192,7 @@
         <w:pStyle w:val="ManualBullet"/>
       </w:pPr>
       <w:r>
-        <w:t>how much funding has been raised</w:t>
+        <w:t>how much money has been raised</w:t>
       </w:r>
     </w:p>
     <w:p>
@@ -194,7 +200,7 @@
         <w:pStyle w:val="ManualBullet"/>
       </w:pPr>
       <w:r>
-        <w:t>what the income trend looks like over time</w:t>
+        <w:t>what the funding trend looks like over time</w:t>
       </w:r>
     </w:p>
     <w:p>
@@ -208,7 +214,7 @@
     <w:p/>
     <w:p>
       <w:r>
-        <w:t>Your assigned funder is applied automatically, so the page opens in a safe filtered state.</w:t>
+        <w:t>Your funder access is applied automatically so the page opens in a safe filtered state.</w:t>
       </w:r>
     </w:p>
     <w:p/>
@@ -217,7 +223,7 @@
         <w:pStyle w:val="Heading1"/>
       </w:pPr>
       <w:r>
-        <w:t>3. Signing in and getting started</w:t>
+        <w:t>3. Signing in</w:t>
       </w:r>
     </w:p>
     <w:p>
@@ -233,7 +239,7 @@
         <w:pStyle w:val="ManualNumber"/>
       </w:pPr>
       <w:r>
-        <w:t>Sign in with your email address and password.</w:t>
+        <w:t>Enter your email address and password.</w:t>
       </w:r>
     </w:p>
     <w:p>
@@ -241,7 +247,7 @@
         <w:pStyle w:val="ManualNumber"/>
       </w:pPr>
       <w:r>
-        <w:t>Change your password if prompted.</w:t>
+        <w:t>Change your password if the system asks you to do so.</w:t>
       </w:r>
     </w:p>
     <w:p>
@@ -249,7 +255,7 @@
         <w:pStyle w:val="ManualNumber"/>
       </w:pPr>
       <w:r>
-        <w:t xml:space="preserve">Review the current timeframe and the </w:t>
+        <w:t xml:space="preserve">Check the timeframe and </w:t>
       </w:r>
       <w:r>
         <w:rPr>
@@ -258,7 +264,7 @@
         <w:t>Last Data Refresh</w:t>
       </w:r>
       <w:r>
-        <w:t xml:space="preserve"> timestamp before using the numbers in a meeting or report.</w:t>
+        <w:t xml:space="preserve"> before using the figures in a report or meeting.</w:t>
       </w:r>
     </w:p>
     <w:p/>
@@ -267,12 +273,12 @@
         <w:pStyle w:val="Heading1"/>
       </w:pPr>
       <w:r>
-        <w:t>4. Privacy model</w:t>
+        <w:t>4. Privacy and access</w:t>
       </w:r>
     </w:p>
     <w:p>
       <w:r>
-        <w:t>The Funder Dashboard is intentionally restricted.</w:t>
+        <w:t>The Funder Dashboard is intentionally limited.</w:t>
       </w:r>
     </w:p>
     <w:p/>
@@ -287,7 +293,7 @@
         <w:pStyle w:val="ManualBullet"/>
       </w:pPr>
       <w:r>
-        <w:t>aggregated counts</w:t>
+        <w:t>totals</w:t>
       </w:r>
     </w:p>
     <w:p>
@@ -295,7 +301,7 @@
         <w:pStyle w:val="ManualBullet"/>
       </w:pPr>
       <w:r>
-        <w:t>aggregated funding totals</w:t>
+        <w:t>summary counts</w:t>
       </w:r>
     </w:p>
     <w:p>
@@ -303,7 +309,15 @@
         <w:pStyle w:val="ManualBullet"/>
       </w:pPr>
       <w:r>
-        <w:t>grouped charts and summaries</w:t>
+        <w:t>grouped financial information</w:t>
+      </w:r>
+    </w:p>
+    <w:p>
+      <w:pPr>
+        <w:pStyle w:val="ManualBullet"/>
+      </w:pPr>
+      <w:r>
+        <w:t>trend views</w:t>
       </w:r>
     </w:p>
     <w:p/>
@@ -326,6 +340,14 @@
         <w:pStyle w:val="ManualBullet"/>
       </w:pPr>
       <w:r>
+        <w:t>named participants</w:t>
+      </w:r>
+    </w:p>
+    <w:p>
+      <w:pPr>
+        <w:pStyle w:val="ManualBullet"/>
+      </w:pPr>
+      <w:r>
         <w:t>attendee-level records</w:t>
       </w:r>
     </w:p>
@@ -334,21 +356,13 @@
         <w:pStyle w:val="ManualBullet"/>
       </w:pPr>
       <w:r>
-        <w:t>named participants</w:t>
-      </w:r>
-    </w:p>
-    <w:p>
-      <w:pPr>
-        <w:pStyle w:val="ManualBullet"/>
-      </w:pPr>
-      <w:r>
-        <w:t>raw operational drill-down rows</w:t>
+        <w:t>operational records behind the totals</w:t>
       </w:r>
     </w:p>
     <w:p/>
     <w:p>
       <w:r>
-        <w:t>If you need a deeper pack, request it from the organisation rather than expecting it from the Funder view.</w:t>
+        <w:t>If you need something more detailed, ask the organisation for a managed report.</w:t>
       </w:r>
     </w:p>
     <w:p/>
@@ -362,13 +376,13 @@
     </w:p>
     <w:p>
       <w:r>
-        <w:t>Available controls are intentionally limited.</w:t>
+        <w:t>Funder users have limited controls by design.</w:t>
       </w:r>
     </w:p>
     <w:p/>
     <w:p>
       <w:r>
-        <w:t>As a Funder user:</w:t>
+        <w:t>You can:</w:t>
       </w:r>
     </w:p>
     <w:p/>
@@ -377,7 +391,22 @@
         <w:pStyle w:val="ManualBullet"/>
       </w:pPr>
       <w:r>
-        <w:t xml:space="preserve">region is fixed to </w:t>
+        <w:t>change the timeframe</w:t>
+      </w:r>
+    </w:p>
+    <w:p/>
+    <w:p>
+      <w:r>
+        <w:t>You cannot:</w:t>
+      </w:r>
+    </w:p>
+    <w:p/>
+    <w:p>
+      <w:pPr>
+        <w:pStyle w:val="ManualBullet"/>
+      </w:pPr>
+      <w:r>
+        <w:t xml:space="preserve">change the region, because it is fixed to </w:t>
       </w:r>
       <w:r>
         <w:rPr>
@@ -391,15 +420,7 @@
         <w:pStyle w:val="ManualBullet"/>
       </w:pPr>
       <w:r>
-        <w:t>your assigned funder is already applied</w:t>
-      </w:r>
-    </w:p>
-    <w:p>
-      <w:pPr>
-        <w:pStyle w:val="ManualBullet"/>
-      </w:pPr>
-      <w:r>
-        <w:t>you can change the timeframe</w:t>
+        <w:t>open the wider operational views</w:t>
       </w:r>
     </w:p>
     <w:p/>
@@ -478,12 +499,12 @@
         <w:pStyle w:val="Heading2"/>
       </w:pPr>
       <w:r>
-        <w:t>Headline metrics</w:t>
+        <w:t>Headline cards</w:t>
       </w:r>
     </w:p>
     <w:p>
       <w:r>
-        <w:t>The top-level cards show:</w:t>
+        <w:t>The top cards usually show:</w:t>
       </w:r>
     </w:p>
     <w:p/>
@@ -512,7 +533,7 @@
     <w:p/>
     <w:p>
       <w:r>
-        <w:t>These update with the selected timeframe and your assigned funder.</w:t>
+        <w:t>These figures update when you change the timeframe.</w:t>
       </w:r>
     </w:p>
     <w:p/>
@@ -526,22 +547,13 @@
     </w:p>
     <w:p>
       <w:r>
-        <w:t xml:space="preserve">The </w:t>
-      </w:r>
-      <w:r>
-        <w:rPr>
-          <w:rFonts w:ascii="Consolas" w:hAnsi="Consolas"/>
-        </w:rPr>
-        <w:t>Income Trend</w:t>
-      </w:r>
-      <w:r>
-        <w:t xml:space="preserve"> chart summarises how funding has moved over time.</w:t>
+        <w:t>The trend area helps you see how funding has changed over time.</w:t>
       </w:r>
     </w:p>
     <w:p/>
     <w:p>
       <w:r>
-        <w:t>It combines:</w:t>
+        <w:t>Use it to spot:</w:t>
       </w:r>
     </w:p>
     <w:p/>
@@ -550,7 +562,7 @@
         <w:pStyle w:val="ManualBullet"/>
       </w:pPr>
       <w:r>
-        <w:t>payments</w:t>
+        <w:t>busy periods</w:t>
       </w:r>
     </w:p>
     <w:p>
@@ -558,22 +570,7 @@
         <w:pStyle w:val="ManualBullet"/>
       </w:pPr>
       <w:r>
-        <w:t>grants</w:t>
-      </w:r>
-    </w:p>
-    <w:p/>
-    <w:p>
-      <w:r>
-        <w:t>Use it to identify whether activity is:</w:t>
-      </w:r>
-    </w:p>
-    <w:p/>
-    <w:p>
-      <w:pPr>
-        <w:pStyle w:val="ManualBullet"/>
-      </w:pPr>
-      <w:r>
-        <w:t>steady</w:t>
+        <w:t>quiet periods</w:t>
       </w:r>
     </w:p>
     <w:p>
@@ -581,15 +578,7 @@
         <w:pStyle w:val="ManualBullet"/>
       </w:pPr>
       <w:r>
-        <w:t>seasonal</w:t>
-      </w:r>
-    </w:p>
-    <w:p>
-      <w:pPr>
-        <w:pStyle w:val="ManualBullet"/>
-      </w:pPr>
-      <w:r>
-        <w:t>concentrated in particular periods</w:t>
+        <w:t>whether activity is steady or uneven</w:t>
       </w:r>
     </w:p>
     <w:p/>
@@ -603,13 +592,13 @@
     </w:p>
     <w:p>
       <w:r>
-        <w:t>Use the refresh timestamp to check whether the figures are current enough for your purpose.</w:t>
+        <w:t>Always check the refresh time before using the figures in external reporting.</w:t>
       </w:r>
     </w:p>
     <w:p/>
     <w:p>
       <w:r>
-        <w:t>If the timestamp appears too old, ask the dashboard administrator before relying on the numbers.</w:t>
+        <w:t>If the date looks too old, ask the dashboard administrator to review it.</w:t>
       </w:r>
     </w:p>
     <w:p/>
@@ -618,7 +607,7 @@
         <w:pStyle w:val="Heading1"/>
       </w:pPr>
       <w:r>
-        <w:t>7. Typical funder tasks</w:t>
+        <w:t>7. Common tasks</w:t>
       </w:r>
     </w:p>
     <w:p>
@@ -642,7 +631,7 @@
         <w:pStyle w:val="ManualNumber"/>
       </w:pPr>
       <w:r>
-        <w:t>Set the timeframe for the reporting period.</w:t>
+        <w:t>Choose the reporting period.</w:t>
       </w:r>
     </w:p>
     <w:p>
@@ -659,22 +648,21 @@
         <w:t>Bids Submitted</w:t>
       </w:r>
       <w:r>
-        <w:t xml:space="preserve">, </w:t>
+        <w:t>.</w:t>
+      </w:r>
+    </w:p>
+    <w:p>
+      <w:pPr>
+        <w:pStyle w:val="ManualNumber"/>
+      </w:pPr>
+      <w:r>
+        <w:t xml:space="preserve">Review </w:t>
       </w:r>
       <w:r>
         <w:rPr>
           <w:rFonts w:ascii="Consolas" w:hAnsi="Consolas"/>
         </w:rPr>
         <w:t>Total Funds Raised</w:t>
-      </w:r>
-      <w:r>
-        <w:t xml:space="preserve">, and the </w:t>
-      </w:r>
-      <w:r>
-        <w:rPr>
-          <w:rFonts w:ascii="Consolas" w:hAnsi="Consolas"/>
-        </w:rPr>
-        <w:t>Income Trend</w:t>
       </w:r>
       <w:r>
         <w:t>.</w:t>
@@ -685,7 +673,15 @@
         <w:pStyle w:val="ManualNumber"/>
       </w:pPr>
       <w:r>
-        <w:t xml:space="preserve">Note the </w:t>
+        <w:t>Review the income trend.</w:t>
+      </w:r>
+    </w:p>
+    <w:p>
+      <w:pPr>
+        <w:pStyle w:val="ManualNumber"/>
+      </w:pPr>
+      <w:r>
+        <w:t xml:space="preserve">Check </w:t>
       </w:r>
       <w:r>
         <w:rPr>
@@ -694,7 +690,7 @@
         <w:t>Last Data Refresh</w:t>
       </w:r>
       <w:r>
-        <w:t xml:space="preserve"> timestamp.</w:t>
+        <w:t>.</w:t>
       </w:r>
     </w:p>
     <w:p/>
@@ -703,7 +699,7 @@
         <w:pStyle w:val="Heading2"/>
       </w:pPr>
       <w:r>
-        <w:t>Compare current activity with a wider period</w:t>
+        <w:t>Compare a recent period with a wider period</w:t>
       </w:r>
     </w:p>
     <w:p>
@@ -771,7 +767,7 @@
         <w:pStyle w:val="ManualNumber"/>
       </w:pPr>
       <w:r>
-        <w:t>Compare how the headline cards change.</w:t>
+        <w:t>Compare the change in the headline figures.</w:t>
       </w:r>
     </w:p>
     <w:p/>
@@ -794,7 +790,7 @@
         <w:pStyle w:val="ManualBullet"/>
       </w:pPr>
       <w:r>
-        <w:t>switch to the other dashboards</w:t>
+        <w:t>switch to the other dashboard views</w:t>
       </w:r>
     </w:p>
     <w:p>
@@ -810,7 +806,7 @@
         <w:pStyle w:val="ManualBullet"/>
       </w:pPr>
       <w:r>
-        <w:t>access participant detail</w:t>
+        <w:t>access participant details</w:t>
       </w:r>
     </w:p>
     <w:p>
@@ -826,13 +822,21 @@
         <w:pStyle w:val="ManualBullet"/>
       </w:pPr>
       <w:r>
-        <w:t>manage users or sync operations</w:t>
+        <w:t>manage users</w:t>
+      </w:r>
+    </w:p>
+    <w:p>
+      <w:pPr>
+        <w:pStyle w:val="ManualBullet"/>
+      </w:pPr>
+      <w:r>
+        <w:t>run sync actions</w:t>
       </w:r>
     </w:p>
     <w:p/>
     <w:p>
       <w:r>
-        <w:t>These limits are intentional and support privacy-safe external reporting.</w:t>
+        <w:t>These limits are intentional.</w:t>
       </w:r>
     </w:p>
     <w:p/>
@@ -849,7 +853,7 @@
         <w:pStyle w:val="Heading2"/>
       </w:pPr>
       <w:r>
-        <w:t>I see no data</w:t>
+        <w:t>I cannot see any data</w:t>
       </w:r>
     </w:p>
     <w:p>
@@ -857,7 +861,7 @@
         <w:pStyle w:val="ManualBullet"/>
       </w:pPr>
       <w:r>
-        <w:t>widen the timeframe first</w:t>
+        <w:t>widen the timeframe</w:t>
       </w:r>
     </w:p>
     <w:p>
@@ -865,7 +869,7 @@
         <w:pStyle w:val="ManualBullet"/>
       </w:pPr>
       <w:r>
-        <w:t>confirm your assigned funder has grant or payment records in the selected period</w:t>
+        <w:t>check whether your assigned funder has records in that period</w:t>
       </w:r>
     </w:p>
     <w:p/>
@@ -874,7 +878,7 @@
         <w:pStyle w:val="Heading2"/>
       </w:pPr>
       <w:r>
-        <w:t>The figures look out of date</w:t>
+        <w:t>The figures look old</w:t>
       </w:r>
     </w:p>
     <w:p>
@@ -896,7 +900,7 @@
         <w:pStyle w:val="ManualBullet"/>
       </w:pPr>
       <w:r>
-        <w:t>contact the dashboard administrator if the timestamp is older than expected</w:t>
+        <w:t>contact the dashboard administrator if the refresh time looks too old</w:t>
       </w:r>
     </w:p>
     <w:p/>
@@ -921,7 +925,7 @@
         <w:pStyle w:val="ManualBullet"/>
       </w:pPr>
       <w:r>
-        <w:t>request a managed report from the organisation instead</w:t>
+        <w:t>ask the organisation for a managed report instead</w:t>
       </w:r>
     </w:p>
     <w:sectPr>

--- a/docs/manuals/docx/FUNDER-MANUAL.docx
+++ b/docs/manuals/docx/FUNDER-MANUAL.docx
@@ -73,24 +73,33 @@
         <w:pStyle w:val="Heading1"/>
       </w:pPr>
       <w:r>
-        <w:t>1. About this guide</w:t>
+        <w:t>1. Introduction</w:t>
       </w:r>
     </w:p>
     <w:p>
       <w:r>
-        <w:t>This guide explains the dashboard for funder users.</w:t>
+        <w:t>This manual explains how funder users should use the dashboard.</w:t>
       </w:r>
     </w:p>
     <w:p/>
     <w:p>
       <w:r>
-        <w:t>The Funder view is designed to be simple, safe, and easy to read.</w:t>
+        <w:t xml:space="preserve">The </w:t>
+      </w:r>
+      <w:r>
+        <w:rPr>
+          <w:rFonts w:ascii="Consolas" w:hAnsi="Consolas"/>
+        </w:rPr>
+        <w:t>Funder</w:t>
+      </w:r>
+      <w:r>
+        <w:t xml:space="preserve"> role is designed to provide a safe, clear summary view without exposing operational or personal detail.</w:t>
       </w:r>
     </w:p>
     <w:p/>
     <w:p>
       <w:r>
-        <w:t>Available view:</w:t>
+        <w:t>Funder users can open:</w:t>
       </w:r>
     </w:p>
     <w:p/>
@@ -105,10 +114,21 @@
         <w:t>Funder Dashboard</w:t>
       </w:r>
     </w:p>
+    <w:p>
+      <w:pPr>
+        <w:pStyle w:val="ManualBullet"/>
+      </w:pPr>
+      <w:r>
+        <w:rPr>
+          <w:rFonts w:ascii="Consolas" w:hAnsi="Consolas"/>
+        </w:rPr>
+        <w:t>Data Request Form</w:t>
+      </w:r>
+    </w:p>
     <w:p/>
     <w:p>
       <w:r>
-        <w:t>Funder users cannot access:</w:t>
+        <w:t>Funder users cannot open:</w:t>
       </w:r>
     </w:p>
     <w:p/>
@@ -161,21 +181,30 @@
         <w:pStyle w:val="ManualBullet"/>
       </w:pPr>
       <w:r>
-        <w:t>detailed operational drill-down</w:t>
+        <w:rPr>
+          <w:rFonts w:ascii="Consolas" w:hAnsi="Consolas"/>
+        </w:rPr>
+        <w:t>Case Studies</w:t>
       </w:r>
     </w:p>
     <w:p/>
     <w:p>
+      <w:r>
+        <w:t>This role is intentionally limited. It is designed for high-level review rather than investigation.</w:t>
+      </w:r>
+    </w:p>
+    <w:p/>
+    <w:p>
       <w:pPr>
         <w:pStyle w:val="Heading1"/>
       </w:pPr>
       <w:r>
-        <w:t>2. What this dashboard is for</w:t>
+        <w:t>2. What the Funder Dashboard is for</w:t>
       </w:r>
     </w:p>
     <w:p>
       <w:r>
-        <w:t>Use this dashboard to answer questions such as:</w:t>
+        <w:t>Use this dashboard when you want to answer questions such as:</w:t>
       </w:r>
     </w:p>
     <w:p/>
@@ -192,7 +221,7 @@
         <w:pStyle w:val="ManualBullet"/>
       </w:pPr>
       <w:r>
-        <w:t>how much money has been raised</w:t>
+        <w:t>how much funding has been raised</w:t>
       </w:r>
     </w:p>
     <w:p>
@@ -200,7 +229,7 @@
         <w:pStyle w:val="ManualBullet"/>
       </w:pPr>
       <w:r>
-        <w:t>what the funding trend looks like over time</w:t>
+        <w:t>how funding is changing over time</w:t>
       </w:r>
     </w:p>
     <w:p>
@@ -208,13 +237,13 @@
         <w:pStyle w:val="ManualBullet"/>
       </w:pPr>
       <w:r>
-        <w:t>when the dashboard was last refreshed</w:t>
+        <w:t>whether the dashboard has refreshed recently enough to rely on</w:t>
       </w:r>
     </w:p>
     <w:p/>
     <w:p>
       <w:r>
-        <w:t>Your funder access is applied automatically so the page opens in a safe filtered state.</w:t>
+        <w:t>This view is designed to be readable, safe, and appropriate for restricted or external-facing use.</w:t>
       </w:r>
     </w:p>
     <w:p/>
@@ -223,17 +252,15 @@
         <w:pStyle w:val="Heading1"/>
       </w:pPr>
       <w:r>
-        <w:t>3. Signing in</w:t>
+        <w:t>3. Signing in and first checks</w:t>
       </w:r>
     </w:p>
     <w:p>
-      <w:pPr>
-        <w:pStyle w:val="ManualNumber"/>
-      </w:pPr>
       <w:r>
-        <w:t>Open the dashboard link.</w:t>
+        <w:t>When you sign in:</w:t>
       </w:r>
     </w:p>
+    <w:p/>
     <w:p>
       <w:pPr>
         <w:pStyle w:val="ManualNumber"/>
@@ -247,7 +274,7 @@
         <w:pStyle w:val="ManualNumber"/>
       </w:pPr>
       <w:r>
-        <w:t>Change your password if the system asks you to do so.</w:t>
+        <w:t>Change your password if prompted.</w:t>
       </w:r>
     </w:p>
     <w:p>
@@ -255,7 +282,15 @@
         <w:pStyle w:val="ManualNumber"/>
       </w:pPr>
       <w:r>
-        <w:t xml:space="preserve">Check the timeframe and </w:t>
+        <w:t>Confirm the timeframe you want to review.</w:t>
+      </w:r>
+    </w:p>
+    <w:p>
+      <w:pPr>
+        <w:pStyle w:val="ManualNumber"/>
+      </w:pPr>
+      <w:r>
+        <w:t xml:space="preserve">Check </w:t>
       </w:r>
       <w:r>
         <w:rPr>
@@ -264,44 +299,45 @@
         <w:t>Last Data Refresh</w:t>
       </w:r>
       <w:r>
-        <w:t xml:space="preserve"> before using the figures in a report or meeting.</w:t>
-      </w:r>
-    </w:p>
-    <w:p/>
-    <w:p>
-      <w:pPr>
-        <w:pStyle w:val="Heading1"/>
-      </w:pPr>
-      <w:r>
-        <w:t>4. Privacy and access</w:t>
-      </w:r>
-    </w:p>
-    <w:p>
-      <w:r>
-        <w:t>The Funder Dashboard is intentionally limited.</w:t>
+        <w:t xml:space="preserve"> before using the figures.</w:t>
       </w:r>
     </w:p>
     <w:p/>
     <w:p>
       <w:r>
-        <w:t>It shows:</w:t>
+        <w:t>The refresh time matters. A number may be correct but still not current enough for your meeting or report.</w:t>
       </w:r>
     </w:p>
     <w:p/>
     <w:p>
       <w:pPr>
-        <w:pStyle w:val="ManualBullet"/>
+        <w:pStyle w:val="Heading1"/>
       </w:pPr>
       <w:r>
-        <w:t>totals</w:t>
+        <w:t>4. What you will see</w:t>
       </w:r>
     </w:p>
     <w:p>
+      <w:r>
+        <w:t xml:space="preserve">The </w:t>
+      </w:r>
+      <w:r>
+        <w:rPr>
+          <w:rFonts w:ascii="Consolas" w:hAnsi="Consolas"/>
+        </w:rPr>
+        <w:t>Funder Dashboard</w:t>
+      </w:r>
+      <w:r>
+        <w:t xml:space="preserve"> usually includes:</w:t>
+      </w:r>
+    </w:p>
+    <w:p/>
+    <w:p>
       <w:pPr>
         <w:pStyle w:val="ManualBullet"/>
       </w:pPr>
       <w:r>
-        <w:t>summary counts</w:t>
+        <w:t>summary metric cards</w:t>
       </w:r>
     </w:p>
     <w:p>
@@ -309,7 +345,7 @@
         <w:pStyle w:val="ManualBullet"/>
       </w:pPr>
       <w:r>
-        <w:t>grouped financial information</w:t>
+        <w:t>bid totals</w:t>
       </w:r>
     </w:p>
     <w:p>
@@ -317,13 +353,29 @@
         <w:pStyle w:val="ManualBullet"/>
       </w:pPr>
       <w:r>
-        <w:t>trend views</w:t>
+        <w:t>funding totals</w:t>
+      </w:r>
+    </w:p>
+    <w:p>
+      <w:pPr>
+        <w:pStyle w:val="ManualBullet"/>
+      </w:pPr>
+      <w:r>
+        <w:t>a trend view over time</w:t>
+      </w:r>
+    </w:p>
+    <w:p>
+      <w:pPr>
+        <w:pStyle w:val="ManualBullet"/>
+      </w:pPr>
+      <w:r>
+        <w:t>a refresh timestamp</w:t>
       </w:r>
     </w:p>
     <w:p/>
     <w:p>
       <w:r>
-        <w:t>It does not show:</w:t>
+        <w:t>It does not include:</w:t>
       </w:r>
     </w:p>
     <w:p/>
@@ -340,7 +392,7 @@
         <w:pStyle w:val="ManualBullet"/>
       </w:pPr>
       <w:r>
-        <w:t>named participants</w:t>
+        <w:t>participant-level records</w:t>
       </w:r>
     </w:p>
     <w:p>
@@ -348,7 +400,7 @@
         <w:pStyle w:val="ManualBullet"/>
       </w:pPr>
       <w:r>
-        <w:t>attendee-level records</w:t>
+        <w:t>detailed event records</w:t>
       </w:r>
     </w:p>
     <w:p>
@@ -356,13 +408,21 @@
         <w:pStyle w:val="ManualBullet"/>
       </w:pPr>
       <w:r>
-        <w:t>operational records behind the totals</w:t>
+        <w:t>operational drill-down</w:t>
+      </w:r>
+    </w:p>
+    <w:p>
+      <w:pPr>
+        <w:pStyle w:val="ManualBullet"/>
+      </w:pPr>
+      <w:r>
+        <w:t>custom reporting tools</w:t>
       </w:r>
     </w:p>
     <w:p/>
     <w:p>
       <w:r>
-        <w:t>If you need something more detailed, ask the organisation for a managed report.</w:t>
+        <w:t>If you need more detail than this view provides, request a managed report from the organisation rather than expecting to find that detail in the dashboard.</w:t>
       </w:r>
     </w:p>
     <w:p/>
@@ -371,7 +431,73 @@
         <w:pStyle w:val="Heading1"/>
       </w:pPr>
       <w:r>
-        <w:t>5. Filters</w:t>
+        <w:t>5. Privacy and access</w:t>
+      </w:r>
+    </w:p>
+    <w:p>
+      <w:r>
+        <w:t xml:space="preserve">The </w:t>
+      </w:r>
+      <w:r>
+        <w:rPr>
+          <w:rFonts w:ascii="Consolas" w:hAnsi="Consolas"/>
+        </w:rPr>
+        <w:t>Funder</w:t>
+      </w:r>
+      <w:r>
+        <w:t xml:space="preserve"> role is intentionally restricted.</w:t>
+      </w:r>
+    </w:p>
+    <w:p/>
+    <w:p>
+      <w:r>
+        <w:t>This usually means:</w:t>
+      </w:r>
+    </w:p>
+    <w:p/>
+    <w:p>
+      <w:pPr>
+        <w:pStyle w:val="ManualBullet"/>
+      </w:pPr>
+      <w:r>
+        <w:t xml:space="preserve">region is fixed to a high-level context such as </w:t>
+      </w:r>
+      <w:r>
+        <w:rPr>
+          <w:rFonts w:ascii="Consolas" w:hAnsi="Consolas"/>
+        </w:rPr>
+        <w:t>Global</w:t>
+      </w:r>
+    </w:p>
+    <w:p>
+      <w:pPr>
+        <w:pStyle w:val="ManualBullet"/>
+      </w:pPr>
+      <w:r>
+        <w:t>operational screens are hidden</w:t>
+      </w:r>
+    </w:p>
+    <w:p>
+      <w:pPr>
+        <w:pStyle w:val="ManualBullet"/>
+      </w:pPr>
+      <w:r>
+        <w:t>personal data is never shown</w:t>
+      </w:r>
+    </w:p>
+    <w:p/>
+    <w:p>
+      <w:r>
+        <w:t>These limits are not an error. They are part of how the role is designed.</w:t>
+      </w:r>
+    </w:p>
+    <w:p/>
+    <w:p>
+      <w:pPr>
+        <w:pStyle w:val="Heading1"/>
+      </w:pPr>
+      <w:r>
+        <w:t>6. Filters</w:t>
       </w:r>
     </w:p>
     <w:p>
@@ -381,8 +507,16 @@
     </w:p>
     <w:p/>
     <w:p>
+      <w:pPr>
+        <w:pStyle w:val="Heading2"/>
+      </w:pPr>
       <w:r>
-        <w:t>You can:</w:t>
+        <w:t>6.1 What you can change</w:t>
+      </w:r>
+    </w:p>
+    <w:p>
+      <w:r>
+        <w:t>You can usually change:</w:t>
       </w:r>
     </w:p>
     <w:p/>
@@ -391,42 +525,60 @@
         <w:pStyle w:val="ManualBullet"/>
       </w:pPr>
       <w:r>
-        <w:t>change the timeframe</w:t>
+        <w:t>timeframe</w:t>
+      </w:r>
+    </w:p>
+    <w:p/>
+    <w:p>
+      <w:pPr>
+        <w:pStyle w:val="Heading2"/>
+      </w:pPr>
+      <w:r>
+        <w:t>6.2 What you cannot change</w:t>
+      </w:r>
+    </w:p>
+    <w:p>
+      <w:r>
+        <w:t>You normally cannot change:</w:t>
+      </w:r>
+    </w:p>
+    <w:p/>
+    <w:p>
+      <w:pPr>
+        <w:pStyle w:val="ManualBullet"/>
+      </w:pPr>
+      <w:r>
+        <w:t>region</w:t>
+      </w:r>
+    </w:p>
+    <w:p>
+      <w:pPr>
+        <w:pStyle w:val="ManualBullet"/>
+      </w:pPr>
+      <w:r>
+        <w:t>user settings</w:t>
+      </w:r>
+    </w:p>
+    <w:p>
+      <w:pPr>
+        <w:pStyle w:val="ManualBullet"/>
+      </w:pPr>
+      <w:r>
+        <w:t>operational access</w:t>
+      </w:r>
+    </w:p>
+    <w:p>
+      <w:pPr>
+        <w:pStyle w:val="ManualBullet"/>
+      </w:pPr>
+      <w:r>
+        <w:t>detailed report structure</w:t>
       </w:r>
     </w:p>
     <w:p/>
     <w:p>
       <w:r>
-        <w:t>You cannot:</w:t>
-      </w:r>
-    </w:p>
-    <w:p/>
-    <w:p>
-      <w:pPr>
-        <w:pStyle w:val="ManualBullet"/>
-      </w:pPr>
-      <w:r>
-        <w:t xml:space="preserve">change the region, because it is fixed to </w:t>
-      </w:r>
-      <w:r>
-        <w:rPr>
-          <w:rFonts w:ascii="Consolas" w:hAnsi="Consolas"/>
-        </w:rPr>
-        <w:t>Global</w:t>
-      </w:r>
-    </w:p>
-    <w:p>
-      <w:pPr>
-        <w:pStyle w:val="ManualBullet"/>
-      </w:pPr>
-      <w:r>
-        <w:t>open the wider operational views</w:t>
-      </w:r>
-    </w:p>
-    <w:p/>
-    <w:p>
-      <w:r>
-        <w:t>Typical timeframe options:</w:t>
+        <w:t>Typical timeframe options include:</w:t>
       </w:r>
     </w:p>
     <w:p/>
@@ -491,7 +643,7 @@
         <w:pStyle w:val="Heading1"/>
       </w:pPr>
       <w:r>
-        <w:t>6. Reading the dashboard</w:t>
+        <w:t>7. Reading the dashboard</w:t>
       </w:r>
     </w:p>
     <w:p>
@@ -499,7 +651,7 @@
         <w:pStyle w:val="Heading2"/>
       </w:pPr>
       <w:r>
-        <w:t>Headline cards</w:t>
+        <w:t>7.1 Headline cards</w:t>
       </w:r>
     </w:p>
     <w:p>
@@ -533,89 +685,172 @@
     <w:p/>
     <w:p>
       <w:r>
-        <w:t>These figures update when you change the timeframe.</w:t>
+        <w:t>Use these cards when you need a quick factual statement such as:</w:t>
       </w:r>
     </w:p>
     <w:p/>
     <w:p>
       <w:pPr>
-        <w:pStyle w:val="Heading2"/>
+        <w:pStyle w:val="ManualBullet"/>
       </w:pPr>
       <w:r>
-        <w:t>Income trend</w:t>
+        <w:t>how many bids were submitted in the selected period</w:t>
       </w:r>
     </w:p>
     <w:p>
+      <w:pPr>
+        <w:pStyle w:val="ManualBullet"/>
+      </w:pPr>
       <w:r>
-        <w:t>The trend area helps you see how funding has changed over time.</w:t>
+        <w:t>how much funding was raised in the selected period</w:t>
       </w:r>
     </w:p>
     <w:p/>
     <w:p>
       <w:r>
-        <w:t>Use it to spot:</w:t>
+        <w:t>Always check the timeframe before quoting either value.</w:t>
       </w:r>
     </w:p>
     <w:p/>
     <w:p>
       <w:pPr>
-        <w:pStyle w:val="ManualBullet"/>
+        <w:pStyle w:val="Heading2"/>
       </w:pPr>
       <w:r>
-        <w:t>busy periods</w:t>
+        <w:t>7.2 Trend view</w:t>
       </w:r>
     </w:p>
     <w:p>
-      <w:pPr>
-        <w:pStyle w:val="ManualBullet"/>
-      </w:pPr>
       <w:r>
-        <w:t>quiet periods</w:t>
-      </w:r>
-    </w:p>
-    <w:p>
-      <w:pPr>
-        <w:pStyle w:val="ManualBullet"/>
-      </w:pPr>
-      <w:r>
-        <w:t>whether activity is steady or uneven</w:t>
+        <w:t>The trend view helps you understand whether activity is:</w:t>
       </w:r>
     </w:p>
     <w:p/>
     <w:p>
       <w:pPr>
-        <w:pStyle w:val="Heading2"/>
+        <w:pStyle w:val="ManualBullet"/>
       </w:pPr>
       <w:r>
-        <w:t>Last Data Refresh</w:t>
+        <w:t>steady</w:t>
       </w:r>
     </w:p>
     <w:p>
+      <w:pPr>
+        <w:pStyle w:val="ManualBullet"/>
+      </w:pPr>
       <w:r>
-        <w:t>Always check the refresh time before using the figures in external reporting.</w:t>
+        <w:t>seasonal</w:t>
+      </w:r>
+    </w:p>
+    <w:p>
+      <w:pPr>
+        <w:pStyle w:val="ManualBullet"/>
+      </w:pPr>
+      <w:r>
+        <w:t>concentrated in particular periods</w:t>
       </w:r>
     </w:p>
     <w:p/>
     <w:p>
       <w:r>
-        <w:t>If the date looks too old, ask the dashboard administrator to review it.</w:t>
+        <w:t xml:space="preserve">Use it to compare a recent period with a wider one. For example, look at </w:t>
+      </w:r>
+      <w:r>
+        <w:rPr>
+          <w:rFonts w:ascii="Consolas" w:hAnsi="Consolas"/>
+        </w:rPr>
+        <w:t>All Time</w:t>
+      </w:r>
+      <w:r>
+        <w:t xml:space="preserve"> first, then narrow to </w:t>
+      </w:r>
+      <w:r>
+        <w:rPr>
+          <w:rFonts w:ascii="Consolas" w:hAnsi="Consolas"/>
+        </w:rPr>
+        <w:t>Year</w:t>
+      </w:r>
+      <w:r>
+        <w:t xml:space="preserve"> or </w:t>
+      </w:r>
+      <w:r>
+        <w:rPr>
+          <w:rFonts w:ascii="Consolas" w:hAnsi="Consolas"/>
+        </w:rPr>
+        <w:t>Quarter</w:t>
+      </w:r>
+      <w:r>
+        <w:t>.</w:t>
       </w:r>
     </w:p>
     <w:p/>
     <w:p>
       <w:pPr>
-        <w:pStyle w:val="Heading1"/>
+        <w:pStyle w:val="Heading2"/>
       </w:pPr>
       <w:r>
-        <w:t>7. Common tasks</w:t>
+        <w:t>7.3 Last Data Refresh</w:t>
       </w:r>
     </w:p>
     <w:p>
+      <w:r>
+        <w:t>Always check the refresh time before using the dashboard in:</w:t>
+      </w:r>
+    </w:p>
+    <w:p/>
+    <w:p>
+      <w:pPr>
+        <w:pStyle w:val="ManualBullet"/>
+      </w:pPr>
+      <w:r>
+        <w:t>a report</w:t>
+      </w:r>
+    </w:p>
+    <w:p>
+      <w:pPr>
+        <w:pStyle w:val="ManualBullet"/>
+      </w:pPr>
+      <w:r>
+        <w:t>a review meeting</w:t>
+      </w:r>
+    </w:p>
+    <w:p>
+      <w:pPr>
+        <w:pStyle w:val="ManualBullet"/>
+      </w:pPr>
+      <w:r>
+        <w:t>a funder update</w:t>
+      </w:r>
+    </w:p>
+    <w:p>
+      <w:pPr>
+        <w:pStyle w:val="ManualBullet"/>
+      </w:pPr>
+      <w:r>
+        <w:t>a presentation</w:t>
+      </w:r>
+    </w:p>
+    <w:p/>
+    <w:p>
+      <w:r>
+        <w:t>If the refresh date looks too old, contact the dashboard administrator rather than relying on stale figures.</w:t>
+      </w:r>
+    </w:p>
+    <w:p/>
+    <w:p>
+      <w:pPr>
+        <w:pStyle w:val="Heading1"/>
+      </w:pPr>
+      <w:r>
+        <w:t>8. Step-by-step workflows</w:t>
+      </w:r>
+    </w:p>
+    <w:p>
       <w:pPr>
         <w:pStyle w:val="Heading2"/>
       </w:pPr>
       <w:r>
-        <w:t>Prepare for a review meeting</w:t>
+        <w:t>8.1 Prepare for a review meeting</w:t>
       </w:r>
     </w:p>
     <w:p>
@@ -631,7 +866,7 @@
         <w:pStyle w:val="ManualNumber"/>
       </w:pPr>
       <w:r>
-        <w:t>Choose the reporting period.</w:t>
+        <w:t>Set the timeframe for the period you care about.</w:t>
       </w:r>
     </w:p>
     <w:p>
@@ -673,7 +908,7 @@
         <w:pStyle w:val="ManualNumber"/>
       </w:pPr>
       <w:r>
-        <w:t>Review the income trend.</w:t>
+        <w:t>Review the trend view.</w:t>
       </w:r>
     </w:p>
     <w:p>
@@ -693,13 +928,21 @@
         <w:t>.</w:t>
       </w:r>
     </w:p>
+    <w:p>
+      <w:pPr>
+        <w:pStyle w:val="ManualNumber"/>
+      </w:pPr>
+      <w:r>
+        <w:t>Note the figures only after confirming the timeframe and refresh point.</w:t>
+      </w:r>
+    </w:p>
     <w:p/>
     <w:p>
       <w:pPr>
         <w:pStyle w:val="Heading2"/>
       </w:pPr>
       <w:r>
-        <w:t>Compare a recent period with a wider period</w:t>
+        <w:t>8.2 Compare recent activity with a wider period</w:t>
       </w:r>
     </w:p>
     <w:p>
@@ -724,7 +967,7 @@
         <w:pStyle w:val="ManualNumber"/>
       </w:pPr>
       <w:r>
-        <w:t>Review the overall trend.</w:t>
+        <w:t>Review the overall pattern.</w:t>
       </w:r>
     </w:p>
     <w:p>
@@ -767,16 +1010,214 @@
         <w:pStyle w:val="ManualNumber"/>
       </w:pPr>
       <w:r>
-        <w:t>Compare the change in the headline figures.</w:t>
+        <w:t>Compare how the cards change.</w:t>
+      </w:r>
+    </w:p>
+    <w:p>
+      <w:pPr>
+        <w:pStyle w:val="ManualNumber"/>
+      </w:pPr>
+      <w:r>
+        <w:t>Compare how the trend shape changes.</w:t>
       </w:r>
     </w:p>
     <w:p/>
     <w:p>
       <w:pPr>
+        <w:pStyle w:val="Heading2"/>
+      </w:pPr>
+      <w:r>
+        <w:t>8.3 Check whether figures are current enough to use</w:t>
+      </w:r>
+    </w:p>
+    <w:p>
+      <w:pPr>
+        <w:pStyle w:val="ManualNumber"/>
+      </w:pPr>
+      <w:r>
+        <w:t>Open the dashboard.</w:t>
+      </w:r>
+    </w:p>
+    <w:p>
+      <w:pPr>
+        <w:pStyle w:val="ManualNumber"/>
+      </w:pPr>
+      <w:r>
+        <w:t xml:space="preserve">Look at </w:t>
+      </w:r>
+      <w:r>
+        <w:rPr>
+          <w:rFonts w:ascii="Consolas" w:hAnsi="Consolas"/>
+        </w:rPr>
+        <w:t>Last Data Refresh</w:t>
+      </w:r>
+      <w:r>
+        <w:t>.</w:t>
+      </w:r>
+    </w:p>
+    <w:p>
+      <w:pPr>
+        <w:pStyle w:val="ManualNumber"/>
+      </w:pPr>
+      <w:r>
+        <w:t>Decide whether that refresh point is suitable for your meeting, report, or update.</w:t>
+      </w:r>
+    </w:p>
+    <w:p>
+      <w:pPr>
+        <w:pStyle w:val="ManualNumber"/>
+      </w:pPr>
+      <w:r>
+        <w:t>If not, contact the dashboard administrator.</w:t>
+      </w:r>
+    </w:p>
+    <w:p/>
+    <w:p>
+      <w:pPr>
         <w:pStyle w:val="Heading1"/>
       </w:pPr>
       <w:r>
-        <w:t>8. What funder users cannot do</w:t>
+        <w:t>9. Data Request Form</w:t>
+      </w:r>
+    </w:p>
+    <w:p>
+      <w:r>
+        <w:t xml:space="preserve">Funder users can also open </w:t>
+      </w:r>
+      <w:r>
+        <w:rPr>
+          <w:rFonts w:ascii="Consolas" w:hAnsi="Consolas"/>
+        </w:rPr>
+        <w:t>Data Request Form</w:t>
+      </w:r>
+      <w:r>
+        <w:t>.</w:t>
+      </w:r>
+    </w:p>
+    <w:p/>
+    <w:p>
+      <w:r>
+        <w:t>Use it when:</w:t>
+      </w:r>
+    </w:p>
+    <w:p/>
+    <w:p>
+      <w:pPr>
+        <w:pStyle w:val="ManualBullet"/>
+      </w:pPr>
+      <w:r>
+        <w:t>you need a more formal data request</w:t>
+      </w:r>
+    </w:p>
+    <w:p>
+      <w:pPr>
+        <w:pStyle w:val="ManualBullet"/>
+      </w:pPr>
+      <w:r>
+        <w:t>you need to explain why additional information is being requested</w:t>
+      </w:r>
+    </w:p>
+    <w:p>
+      <w:pPr>
+        <w:pStyle w:val="ManualBullet"/>
+      </w:pPr>
+      <w:r>
+        <w:t>you want the request reviewed by the operational team</w:t>
+      </w:r>
+    </w:p>
+    <w:p/>
+    <w:p>
+      <w:r>
+        <w:t>All fields are required:</w:t>
+      </w:r>
+    </w:p>
+    <w:p/>
+    <w:p>
+      <w:pPr>
+        <w:pStyle w:val="ManualBullet"/>
+      </w:pPr>
+      <w:r>
+        <w:rPr>
+          <w:rFonts w:ascii="Consolas" w:hAnsi="Consolas"/>
+        </w:rPr>
+        <w:t>Name</w:t>
+      </w:r>
+    </w:p>
+    <w:p>
+      <w:pPr>
+        <w:pStyle w:val="ManualBullet"/>
+      </w:pPr>
+      <w:r>
+        <w:rPr>
+          <w:rFonts w:ascii="Consolas" w:hAnsi="Consolas"/>
+        </w:rPr>
+        <w:t>Email</w:t>
+      </w:r>
+    </w:p>
+    <w:p>
+      <w:pPr>
+        <w:pStyle w:val="ManualBullet"/>
+      </w:pPr>
+      <w:r>
+        <w:rPr>
+          <w:rFonts w:ascii="Consolas" w:hAnsi="Consolas"/>
+        </w:rPr>
+        <w:t>Date</w:t>
+      </w:r>
+    </w:p>
+    <w:p>
+      <w:pPr>
+        <w:pStyle w:val="ManualBullet"/>
+      </w:pPr>
+      <w:r>
+        <w:rPr>
+          <w:rFonts w:ascii="Consolas" w:hAnsi="Consolas"/>
+        </w:rPr>
+        <w:t>Time</w:t>
+      </w:r>
+    </w:p>
+    <w:p>
+      <w:pPr>
+        <w:pStyle w:val="ManualBullet"/>
+      </w:pPr>
+      <w:r>
+        <w:rPr>
+          <w:rFonts w:ascii="Consolas" w:hAnsi="Consolas"/>
+        </w:rPr>
+        <w:t>Reason for data request</w:t>
+      </w:r>
+    </w:p>
+    <w:p/>
+    <w:p>
+      <w:r>
+        <w:t xml:space="preserve">When you submit a request, </w:t>
+      </w:r>
+      <w:r>
+        <w:rPr>
+          <w:rFonts w:ascii="Consolas" w:hAnsi="Consolas"/>
+        </w:rPr>
+        <w:t>Admin</w:t>
+      </w:r>
+      <w:r>
+        <w:t xml:space="preserve"> and </w:t>
+      </w:r>
+      <w:r>
+        <w:rPr>
+          <w:rFonts w:ascii="Consolas" w:hAnsi="Consolas"/>
+        </w:rPr>
+        <w:t>Manager</w:t>
+      </w:r>
+      <w:r>
+        <w:t xml:space="preserve"> users are notified in the dashboard.</w:t>
+      </w:r>
+    </w:p>
+    <w:p/>
+    <w:p>
+      <w:pPr>
+        <w:pStyle w:val="Heading1"/>
+      </w:pPr>
+      <w:r>
+        <w:t>10. What this role cannot do</w:t>
       </w:r>
     </w:p>
     <w:p>
@@ -790,7 +1231,7 @@
         <w:pStyle w:val="ManualBullet"/>
       </w:pPr>
       <w:r>
-        <w:t>switch to the other dashboard views</w:t>
+        <w:t>switch to operational dashboards</w:t>
       </w:r>
     </w:p>
     <w:p>
@@ -806,7 +1247,7 @@
         <w:pStyle w:val="ManualBullet"/>
       </w:pPr>
       <w:r>
-        <w:t>access participant details</w:t>
+        <w:t>run custom reports</w:t>
       </w:r>
     </w:p>
     <w:p>
@@ -814,7 +1255,7 @@
         <w:pStyle w:val="ManualBullet"/>
       </w:pPr>
       <w:r>
-        <w:t>run custom reports</w:t>
+        <w:t>review event-level participant detail</w:t>
       </w:r>
     </w:p>
     <w:p>
@@ -836,7 +1277,7 @@
     <w:p/>
     <w:p>
       <w:r>
-        <w:t>These limits are intentional.</w:t>
+        <w:t>These limits are intentional and support privacy-safe reporting.</w:t>
       </w:r>
     </w:p>
     <w:p/>
@@ -845,7 +1286,56 @@
         <w:pStyle w:val="Heading1"/>
       </w:pPr>
       <w:r>
-        <w:t>9. Troubleshooting</w:t>
+        <w:t>11. Good working practice</w:t>
+      </w:r>
+    </w:p>
+    <w:p>
+      <w:pPr>
+        <w:pStyle w:val="ManualBullet"/>
+      </w:pPr>
+      <w:r>
+        <w:t>check the timeframe before quoting any number</w:t>
+      </w:r>
+    </w:p>
+    <w:p>
+      <w:pPr>
+        <w:pStyle w:val="ManualBullet"/>
+      </w:pPr>
+      <w:r>
+        <w:t>check the refresh date before sharing any figure</w:t>
+      </w:r>
+    </w:p>
+    <w:p>
+      <w:pPr>
+        <w:pStyle w:val="ManualBullet"/>
+      </w:pPr>
+      <w:r>
+        <w:t>use the dashboard for summary reporting, not detailed investigation</w:t>
+      </w:r>
+    </w:p>
+    <w:p>
+      <w:pPr>
+        <w:pStyle w:val="ManualBullet"/>
+      </w:pPr>
+      <w:r>
+        <w:t>request a managed report if you need more context</w:t>
+      </w:r>
+    </w:p>
+    <w:p>
+      <w:pPr>
+        <w:pStyle w:val="ManualBullet"/>
+      </w:pPr>
+      <w:r>
+        <w:t>use the Data Request Form when you need formal review of an additional request</w:t>
+      </w:r>
+    </w:p>
+    <w:p/>
+    <w:p>
+      <w:pPr>
+        <w:pStyle w:val="Heading1"/>
+      </w:pPr>
+      <w:r>
+        <w:t>12. Troubleshooting</w:t>
       </w:r>
     </w:p>
     <w:p>
@@ -858,18 +1348,26 @@
     </w:p>
     <w:p>
       <w:pPr>
-        <w:pStyle w:val="ManualBullet"/>
+        <w:pStyle w:val="ManualNumber"/>
       </w:pPr>
       <w:r>
-        <w:t>widen the timeframe</w:t>
+        <w:t>Widen the timeframe.</w:t>
       </w:r>
     </w:p>
     <w:p>
       <w:pPr>
-        <w:pStyle w:val="ManualBullet"/>
+        <w:pStyle w:val="ManualNumber"/>
       </w:pPr>
       <w:r>
-        <w:t>check whether your assigned funder has records in that period</w:t>
+        <w:t>Check whether the assigned funder context has activity in that period.</w:t>
+      </w:r>
+    </w:p>
+    <w:p>
+      <w:pPr>
+        <w:pStyle w:val="ManualNumber"/>
+      </w:pPr>
+      <w:r>
+        <w:t>If the screen still appears empty, contact the dashboard administrator.</w:t>
       </w:r>
     </w:p>
     <w:p/>
@@ -883,10 +1381,10 @@
     </w:p>
     <w:p>
       <w:pPr>
-        <w:pStyle w:val="ManualBullet"/>
+        <w:pStyle w:val="ManualNumber"/>
       </w:pPr>
       <w:r>
-        <w:t xml:space="preserve">check </w:t>
+        <w:t xml:space="preserve">Check </w:t>
       </w:r>
       <w:r>
         <w:rPr>
@@ -894,13 +1392,16 @@
         </w:rPr>
         <w:t>Last Data Refresh</w:t>
       </w:r>
+      <w:r>
+        <w:t>.</w:t>
+      </w:r>
     </w:p>
     <w:p>
       <w:pPr>
-        <w:pStyle w:val="ManualBullet"/>
+        <w:pStyle w:val="ManualNumber"/>
       </w:pPr>
       <w:r>
-        <w:t>contact the dashboard administrator if the refresh time looks too old</w:t>
+        <w:t>If it looks too old for your needs, contact the dashboard administrator.</w:t>
       </w:r>
     </w:p>
     <w:p/>
@@ -913,19 +1414,49 @@
       </w:r>
     </w:p>
     <w:p>
-      <w:pPr>
-        <w:pStyle w:val="ManualBullet"/>
-      </w:pPr>
       <w:r>
-        <w:t>that is not available in the Funder role</w:t>
+        <w:t xml:space="preserve">That is not available in the </w:t>
+      </w:r>
+      <w:r>
+        <w:rPr>
+          <w:rFonts w:ascii="Consolas" w:hAnsi="Consolas"/>
+        </w:rPr>
+        <w:t>Funder</w:t>
+      </w:r>
+      <w:r>
+        <w:t xml:space="preserve"> role. Request a managed report from the organisation instead.</w:t>
+      </w:r>
+    </w:p>
+    <w:p/>
+    <w:p>
+      <w:pPr>
+        <w:pStyle w:val="Heading2"/>
+      </w:pPr>
+      <w:r>
+        <w:t>I expected to see another dashboard screen</w:t>
       </w:r>
     </w:p>
     <w:p>
-      <w:pPr>
-        <w:pStyle w:val="ManualBullet"/>
-      </w:pPr>
       <w:r>
-        <w:t>ask the organisation for a managed report instead</w:t>
+        <w:t xml:space="preserve">The </w:t>
+      </w:r>
+      <w:r>
+        <w:rPr>
+          <w:rFonts w:ascii="Consolas" w:hAnsi="Consolas"/>
+        </w:rPr>
+        <w:t>Funder</w:t>
+      </w:r>
+      <w:r>
+        <w:t xml:space="preserve"> role includes only the </w:t>
+      </w:r>
+      <w:r>
+        <w:rPr>
+          <w:rFonts w:ascii="Consolas" w:hAnsi="Consolas"/>
+        </w:rPr>
+        <w:t>Funder Dashboard</w:t>
+      </w:r>
+      <w:r>
+        <w:t>. This is expected behaviour.</w:t>
       </w:r>
     </w:p>
     <w:sectPr>

--- a/docs/manuals/docx/FUNDER-MANUAL.docx
+++ b/docs/manuals/docx/FUNDER-MANUAL.docx
@@ -2,11 +2,1797 @@
 <file path=word/document.xml><?xml version="1.0" encoding="utf-8"?>
 <w:document xmlns:wpc="http://schemas.microsoft.com/office/word/2010/wordprocessingCanvas" xmlns:cx="http://schemas.microsoft.com/office/drawing/2014/chartex" xmlns:cx1="http://schemas.microsoft.com/office/drawing/2015/9/8/chartex" xmlns:cx2="http://schemas.microsoft.com/office/drawing/2015/10/21/chartex" xmlns:cx3="http://schemas.microsoft.com/office/drawing/2016/5/9/chartex" xmlns:cx4="http://schemas.microsoft.com/office/drawing/2016/5/10/chartex" xmlns:cx5="http://schemas.microsoft.com/office/drawing/2016/5/11/chartex" xmlns:cx6="http://schemas.microsoft.com/office/drawing/2016/5/12/chartex" xmlns:cx7="http://schemas.microsoft.com/office/drawing/2016/5/13/chartex" xmlns:cx8="http://schemas.microsoft.com/office/drawing/2016/5/14/chartex" xmlns:mc="http://schemas.openxmlformats.org/markup-compatibility/2006" xmlns:aink="http://schemas.microsoft.com/office/drawing/2016/ink" xmlns:am3d="http://schemas.microsoft.com/office/drawing/2017/model3d" xmlns:o="urn:schemas-microsoft-com:office:office" xmlns:oel="http://schemas.microsoft.com/office/2019/extlst" xmlns:r="http://schemas.openxmlformats.org/officeDocument/2006/relationships" xmlns:m="http://schemas.openxmlformats.org/officeDocument/2006/math" xmlns:v="urn:schemas-microsoft-com:vml" xmlns:wp14="http://schemas.microsoft.com/office/word/2010/wordprocessingDrawing" xmlns:wp="http://schemas.openxmlformats.org/drawingml/2006/wordprocessingDrawing" xmlns:w10="urn:schemas-microsoft-com:office:word" xmlns:w="http://schemas.openxmlformats.org/wordprocessingml/2006/main" xmlns:w14="http://schemas.microsoft.com/office/word/2010/wordml" xmlns:w15="http://schemas.microsoft.com/office/word/2012/wordml" xmlns:w16cex="http://schemas.microsoft.com/office/word/2018/wordml/cex" xmlns:w16cid="http://schemas.microsoft.com/office/word/2016/wordml/cid" xmlns:w16="http://schemas.microsoft.com/office/word/2018/wordml" xmlns:w16du="http://schemas.microsoft.com/office/word/2023/wordml/word16du" xmlns:w16sdtdh="http://schemas.microsoft.com/office/word/2020/wordml/sdtdatahash" xmlns:w16sdtfl="http://schemas.microsoft.com/office/word/2024/wordml/sdtformatlock" xmlns:w16se="http://schemas.microsoft.com/office/word/2015/wordml/symex" xmlns:wpg="http://schemas.microsoft.com/office/word/2010/wordprocessingGroup" xmlns:wpi="http://schemas.microsoft.com/office/word/2010/wordprocessingInk" xmlns:wne="http://schemas.microsoft.com/office/word/2006/wordml" xmlns:wps="http://schemas.microsoft.com/office/word/2010/wordprocessingShape" mc:Ignorable="w14 w15 w16se w16cid w16 w16cex w16sdtdh w16sdtfl w16du wp14">
   <w:body>
+    <w:p/>
+    <w:p/>
+    <w:p>
+      <w:pPr>
+        <w:jc w:val="center"/>
+      </w:pPr>
+      <w:r>
+        <w:rPr>
+          <w:b/>
+          <w:sz w:val="48"/>
+        </w:rPr>
+        <w:t>Funder Dashboard Manual</w:t>
+      </w:r>
+    </w:p>
+    <w:p>
+      <w:pPr>
+        <w:jc w:val="center"/>
+      </w:pPr>
+      <w:r>
+        <w:rPr>
+          <w:sz w:val="24"/>
+        </w:rPr>
+        <w:t>Audience: `Funder` users</w:t>
+      </w:r>
+    </w:p>
+    <w:p>
+      <w:pPr>
+        <w:jc w:val="center"/>
+      </w:pPr>
+      <w:r>
+        <w:t>Generated: RPL-KPIs</w:t>
+      </w:r>
+    </w:p>
+    <w:p>
+      <w:pPr>
+        <w:jc w:val="center"/>
+      </w:pPr>
+      <w:r>
+        <w:t>Mind Over Mountains Dashboard Guide</w:t>
+      </w:r>
+    </w:p>
+    <w:p>
+      <w:r>
+        <w:br w:type="page"/>
+      </w:r>
+    </w:p>
+    <w:p>
+      <w:pPr>
+        <w:pStyle w:val="Heading1"/>
+      </w:pPr>
+      <w:bookmarkStart w:id="0" w:name="_Toc226493594"/>
+      <w:r>
+        <w:lastRenderedPageBreak/>
+        <w:t>Contents</w:t>
+      </w:r>
+      <w:bookmarkEnd w:id="0"/>
+    </w:p>
+    <w:p>
+      <w:pPr>
+        <w:pStyle w:val="TOC1"/>
+        <w:tabs>
+          <w:tab w:val="right" w:leader="dot" w:pos="9595"/>
+        </w:tabs>
+        <w:rPr>
+          <w:noProof/>
+        </w:rPr>
+      </w:pPr>
+      <w:r>
+        <w:fldChar w:fldCharType="begin"/>
+      </w:r>
+      <w:r>
+        <w:instrText xml:space="preserve"> TOC \o "1-3" \h \z \u </w:instrText>
+      </w:r>
+      <w:r>
+        <w:fldChar w:fldCharType="separate"/>
+      </w:r>
+      <w:hyperlink w:anchor="_Toc226493594" w:history="1">
+        <w:r>
+          <w:rPr>
+            <w:rStyle w:val="Hyperlink"/>
+            <w:noProof/>
+          </w:rPr>
+          <w:t>Contents</w:t>
+        </w:r>
+        <w:r>
+          <w:rPr>
+            <w:noProof/>
+            <w:webHidden/>
+          </w:rPr>
+          <w:tab/>
+        </w:r>
+        <w:r>
+          <w:rPr>
+            <w:noProof/>
+            <w:webHidden/>
+          </w:rPr>
+          <w:fldChar w:fldCharType="begin"/>
+        </w:r>
+        <w:r>
+          <w:rPr>
+            <w:noProof/>
+            <w:webHidden/>
+          </w:rPr>
+          <w:instrText xml:space="preserve"> PAGEREF _Toc226493594 \h </w:instrText>
+        </w:r>
+        <w:r>
+          <w:rPr>
+            <w:noProof/>
+            <w:webHidden/>
+          </w:rPr>
+        </w:r>
+        <w:r>
+          <w:rPr>
+            <w:noProof/>
+            <w:webHidden/>
+          </w:rPr>
+          <w:fldChar w:fldCharType="separate"/>
+        </w:r>
+        <w:r>
+          <w:rPr>
+            <w:noProof/>
+            <w:webHidden/>
+          </w:rPr>
+          <w:t>2</w:t>
+        </w:r>
+        <w:r>
+          <w:rPr>
+            <w:noProof/>
+            <w:webHidden/>
+          </w:rPr>
+          <w:fldChar w:fldCharType="end"/>
+        </w:r>
+      </w:hyperlink>
+    </w:p>
+    <w:p>
+      <w:pPr>
+        <w:pStyle w:val="TOC1"/>
+        <w:tabs>
+          <w:tab w:val="right" w:leader="dot" w:pos="9595"/>
+        </w:tabs>
+        <w:rPr>
+          <w:noProof/>
+        </w:rPr>
+      </w:pPr>
+      <w:hyperlink w:anchor="_Toc226493595" w:history="1">
+        <w:r>
+          <w:rPr>
+            <w:rStyle w:val="Hyperlink"/>
+            <w:noProof/>
+          </w:rPr>
+          <w:t>1. Introduction</w:t>
+        </w:r>
+        <w:r>
+          <w:rPr>
+            <w:noProof/>
+            <w:webHidden/>
+          </w:rPr>
+          <w:tab/>
+        </w:r>
+        <w:r>
+          <w:rPr>
+            <w:noProof/>
+            <w:webHidden/>
+          </w:rPr>
+          <w:fldChar w:fldCharType="begin"/>
+        </w:r>
+        <w:r>
+          <w:rPr>
+            <w:noProof/>
+            <w:webHidden/>
+          </w:rPr>
+          <w:instrText xml:space="preserve"> PAGEREF _Toc226493595 \h </w:instrText>
+        </w:r>
+        <w:r>
+          <w:rPr>
+            <w:noProof/>
+            <w:webHidden/>
+          </w:rPr>
+        </w:r>
+        <w:r>
+          <w:rPr>
+            <w:noProof/>
+            <w:webHidden/>
+          </w:rPr>
+          <w:fldChar w:fldCharType="separate"/>
+        </w:r>
+        <w:r>
+          <w:rPr>
+            <w:noProof/>
+            <w:webHidden/>
+          </w:rPr>
+          <w:t>3</w:t>
+        </w:r>
+        <w:r>
+          <w:rPr>
+            <w:noProof/>
+            <w:webHidden/>
+          </w:rPr>
+          <w:fldChar w:fldCharType="end"/>
+        </w:r>
+      </w:hyperlink>
+    </w:p>
+    <w:p>
+      <w:pPr>
+        <w:pStyle w:val="TOC1"/>
+        <w:tabs>
+          <w:tab w:val="right" w:leader="dot" w:pos="9595"/>
+        </w:tabs>
+        <w:rPr>
+          <w:noProof/>
+        </w:rPr>
+      </w:pPr>
+      <w:hyperlink w:anchor="_Toc226493596" w:history="1">
+        <w:r>
+          <w:rPr>
+            <w:rStyle w:val="Hyperlink"/>
+            <w:noProof/>
+          </w:rPr>
+          <w:t>2. What the Funder Dashboard is for</w:t>
+        </w:r>
+        <w:r>
+          <w:rPr>
+            <w:noProof/>
+            <w:webHidden/>
+          </w:rPr>
+          <w:tab/>
+        </w:r>
+        <w:r>
+          <w:rPr>
+            <w:noProof/>
+            <w:webHidden/>
+          </w:rPr>
+          <w:fldChar w:fldCharType="begin"/>
+        </w:r>
+        <w:r>
+          <w:rPr>
+            <w:noProof/>
+            <w:webHidden/>
+          </w:rPr>
+          <w:instrText xml:space="preserve"> PAGEREF _Toc226493596 \h </w:instrText>
+        </w:r>
+        <w:r>
+          <w:rPr>
+            <w:noProof/>
+            <w:webHidden/>
+          </w:rPr>
+        </w:r>
+        <w:r>
+          <w:rPr>
+            <w:noProof/>
+            <w:webHidden/>
+          </w:rPr>
+          <w:fldChar w:fldCharType="separate"/>
+        </w:r>
+        <w:r>
+          <w:rPr>
+            <w:noProof/>
+            <w:webHidden/>
+          </w:rPr>
+          <w:t>4</w:t>
+        </w:r>
+        <w:r>
+          <w:rPr>
+            <w:noProof/>
+            <w:webHidden/>
+          </w:rPr>
+          <w:fldChar w:fldCharType="end"/>
+        </w:r>
+      </w:hyperlink>
+    </w:p>
+    <w:p>
+      <w:pPr>
+        <w:pStyle w:val="TOC1"/>
+        <w:tabs>
+          <w:tab w:val="right" w:leader="dot" w:pos="9595"/>
+        </w:tabs>
+        <w:rPr>
+          <w:noProof/>
+        </w:rPr>
+      </w:pPr>
+      <w:hyperlink w:anchor="_Toc226493597" w:history="1">
+        <w:r>
+          <w:rPr>
+            <w:rStyle w:val="Hyperlink"/>
+            <w:noProof/>
+          </w:rPr>
+          <w:t>3. Signing in and first checks</w:t>
+        </w:r>
+        <w:r>
+          <w:rPr>
+            <w:noProof/>
+            <w:webHidden/>
+          </w:rPr>
+          <w:tab/>
+        </w:r>
+        <w:r>
+          <w:rPr>
+            <w:noProof/>
+            <w:webHidden/>
+          </w:rPr>
+          <w:fldChar w:fldCharType="begin"/>
+        </w:r>
+        <w:r>
+          <w:rPr>
+            <w:noProof/>
+            <w:webHidden/>
+          </w:rPr>
+          <w:instrText xml:space="preserve"> PAGEREF _Toc226493597 \h </w:instrText>
+        </w:r>
+        <w:r>
+          <w:rPr>
+            <w:noProof/>
+            <w:webHidden/>
+          </w:rPr>
+        </w:r>
+        <w:r>
+          <w:rPr>
+            <w:noProof/>
+            <w:webHidden/>
+          </w:rPr>
+          <w:fldChar w:fldCharType="separate"/>
+        </w:r>
+        <w:r>
+          <w:rPr>
+            <w:noProof/>
+            <w:webHidden/>
+          </w:rPr>
+          <w:t>4</w:t>
+        </w:r>
+        <w:r>
+          <w:rPr>
+            <w:noProof/>
+            <w:webHidden/>
+          </w:rPr>
+          <w:fldChar w:fldCharType="end"/>
+        </w:r>
+      </w:hyperlink>
+    </w:p>
+    <w:p>
+      <w:pPr>
+        <w:pStyle w:val="TOC1"/>
+        <w:tabs>
+          <w:tab w:val="right" w:leader="dot" w:pos="9595"/>
+        </w:tabs>
+        <w:rPr>
+          <w:noProof/>
+        </w:rPr>
+      </w:pPr>
+      <w:hyperlink w:anchor="_Toc226493598" w:history="1">
+        <w:r>
+          <w:rPr>
+            <w:rStyle w:val="Hyperlink"/>
+            <w:noProof/>
+          </w:rPr>
+          <w:t>4. What you will see</w:t>
+        </w:r>
+        <w:r>
+          <w:rPr>
+            <w:noProof/>
+            <w:webHidden/>
+          </w:rPr>
+          <w:tab/>
+        </w:r>
+        <w:r>
+          <w:rPr>
+            <w:noProof/>
+            <w:webHidden/>
+          </w:rPr>
+          <w:fldChar w:fldCharType="begin"/>
+        </w:r>
+        <w:r>
+          <w:rPr>
+            <w:noProof/>
+            <w:webHidden/>
+          </w:rPr>
+          <w:instrText xml:space="preserve"> PAGEREF _Toc226493598 \h </w:instrText>
+        </w:r>
+        <w:r>
+          <w:rPr>
+            <w:noProof/>
+            <w:webHidden/>
+          </w:rPr>
+        </w:r>
+        <w:r>
+          <w:rPr>
+            <w:noProof/>
+            <w:webHidden/>
+          </w:rPr>
+          <w:fldChar w:fldCharType="separate"/>
+        </w:r>
+        <w:r>
+          <w:rPr>
+            <w:noProof/>
+            <w:webHidden/>
+          </w:rPr>
+          <w:t>5</w:t>
+        </w:r>
+        <w:r>
+          <w:rPr>
+            <w:noProof/>
+            <w:webHidden/>
+          </w:rPr>
+          <w:fldChar w:fldCharType="end"/>
+        </w:r>
+      </w:hyperlink>
+    </w:p>
+    <w:p>
+      <w:pPr>
+        <w:pStyle w:val="TOC1"/>
+        <w:tabs>
+          <w:tab w:val="right" w:leader="dot" w:pos="9595"/>
+        </w:tabs>
+        <w:rPr>
+          <w:noProof/>
+        </w:rPr>
+      </w:pPr>
+      <w:hyperlink w:anchor="_Toc226493599" w:history="1">
+        <w:r>
+          <w:rPr>
+            <w:rStyle w:val="Hyperlink"/>
+            <w:noProof/>
+          </w:rPr>
+          <w:t>5. Privacy and access</w:t>
+        </w:r>
+        <w:r>
+          <w:rPr>
+            <w:noProof/>
+            <w:webHidden/>
+          </w:rPr>
+          <w:tab/>
+        </w:r>
+        <w:r>
+          <w:rPr>
+            <w:noProof/>
+            <w:webHidden/>
+          </w:rPr>
+          <w:fldChar w:fldCharType="begin"/>
+        </w:r>
+        <w:r>
+          <w:rPr>
+            <w:noProof/>
+            <w:webHidden/>
+          </w:rPr>
+          <w:instrText xml:space="preserve"> PAGEREF _Toc226493599 \h </w:instrText>
+        </w:r>
+        <w:r>
+          <w:rPr>
+            <w:noProof/>
+            <w:webHidden/>
+          </w:rPr>
+        </w:r>
+        <w:r>
+          <w:rPr>
+            <w:noProof/>
+            <w:webHidden/>
+          </w:rPr>
+          <w:fldChar w:fldCharType="separate"/>
+        </w:r>
+        <w:r>
+          <w:rPr>
+            <w:noProof/>
+            <w:webHidden/>
+          </w:rPr>
+          <w:t>5</w:t>
+        </w:r>
+        <w:r>
+          <w:rPr>
+            <w:noProof/>
+            <w:webHidden/>
+          </w:rPr>
+          <w:fldChar w:fldCharType="end"/>
+        </w:r>
+      </w:hyperlink>
+    </w:p>
+    <w:p>
+      <w:pPr>
+        <w:pStyle w:val="TOC1"/>
+        <w:tabs>
+          <w:tab w:val="right" w:leader="dot" w:pos="9595"/>
+        </w:tabs>
+        <w:rPr>
+          <w:noProof/>
+        </w:rPr>
+      </w:pPr>
+      <w:hyperlink w:anchor="_Toc226493600" w:history="1">
+        <w:r>
+          <w:rPr>
+            <w:rStyle w:val="Hyperlink"/>
+            <w:noProof/>
+          </w:rPr>
+          <w:t>6. Filters</w:t>
+        </w:r>
+        <w:r>
+          <w:rPr>
+            <w:noProof/>
+            <w:webHidden/>
+          </w:rPr>
+          <w:tab/>
+        </w:r>
+        <w:r>
+          <w:rPr>
+            <w:noProof/>
+            <w:webHidden/>
+          </w:rPr>
+          <w:fldChar w:fldCharType="begin"/>
+        </w:r>
+        <w:r>
+          <w:rPr>
+            <w:noProof/>
+            <w:webHidden/>
+          </w:rPr>
+          <w:instrText xml:space="preserve"> PAGEREF _Toc226493600 \h </w:instrText>
+        </w:r>
+        <w:r>
+          <w:rPr>
+            <w:noProof/>
+            <w:webHidden/>
+          </w:rPr>
+        </w:r>
+        <w:r>
+          <w:rPr>
+            <w:noProof/>
+            <w:webHidden/>
+          </w:rPr>
+          <w:fldChar w:fldCharType="separate"/>
+        </w:r>
+        <w:r>
+          <w:rPr>
+            <w:noProof/>
+            <w:webHidden/>
+          </w:rPr>
+          <w:t>6</w:t>
+        </w:r>
+        <w:r>
+          <w:rPr>
+            <w:noProof/>
+            <w:webHidden/>
+          </w:rPr>
+          <w:fldChar w:fldCharType="end"/>
+        </w:r>
+      </w:hyperlink>
+    </w:p>
+    <w:p>
+      <w:pPr>
+        <w:pStyle w:val="TOC2"/>
+        <w:tabs>
+          <w:tab w:val="right" w:leader="dot" w:pos="9595"/>
+        </w:tabs>
+        <w:rPr>
+          <w:noProof/>
+        </w:rPr>
+      </w:pPr>
+      <w:hyperlink w:anchor="_Toc226493601" w:history="1">
+        <w:r>
+          <w:rPr>
+            <w:rStyle w:val="Hyperlink"/>
+            <w:noProof/>
+          </w:rPr>
+          <w:t>6.1 What you can change</w:t>
+        </w:r>
+        <w:r>
+          <w:rPr>
+            <w:noProof/>
+            <w:webHidden/>
+          </w:rPr>
+          <w:tab/>
+        </w:r>
+        <w:r>
+          <w:rPr>
+            <w:noProof/>
+            <w:webHidden/>
+          </w:rPr>
+          <w:fldChar w:fldCharType="begin"/>
+        </w:r>
+        <w:r>
+          <w:rPr>
+            <w:noProof/>
+            <w:webHidden/>
+          </w:rPr>
+          <w:instrText xml:space="preserve"> PAGEREF _Toc226493601 \h </w:instrText>
+        </w:r>
+        <w:r>
+          <w:rPr>
+            <w:noProof/>
+            <w:webHidden/>
+          </w:rPr>
+        </w:r>
+        <w:r>
+          <w:rPr>
+            <w:noProof/>
+            <w:webHidden/>
+          </w:rPr>
+          <w:fldChar w:fldCharType="separate"/>
+        </w:r>
+        <w:r>
+          <w:rPr>
+            <w:noProof/>
+            <w:webHidden/>
+          </w:rPr>
+          <w:t>6</w:t>
+        </w:r>
+        <w:r>
+          <w:rPr>
+            <w:noProof/>
+            <w:webHidden/>
+          </w:rPr>
+          <w:fldChar w:fldCharType="end"/>
+        </w:r>
+      </w:hyperlink>
+    </w:p>
+    <w:p>
+      <w:pPr>
+        <w:pStyle w:val="TOC2"/>
+        <w:tabs>
+          <w:tab w:val="right" w:leader="dot" w:pos="9595"/>
+        </w:tabs>
+        <w:rPr>
+          <w:noProof/>
+        </w:rPr>
+      </w:pPr>
+      <w:hyperlink w:anchor="_Toc226493602" w:history="1">
+        <w:r>
+          <w:rPr>
+            <w:rStyle w:val="Hyperlink"/>
+            <w:noProof/>
+          </w:rPr>
+          <w:t>6.2 What you cannot change</w:t>
+        </w:r>
+        <w:r>
+          <w:rPr>
+            <w:noProof/>
+            <w:webHidden/>
+          </w:rPr>
+          <w:tab/>
+        </w:r>
+        <w:r>
+          <w:rPr>
+            <w:noProof/>
+            <w:webHidden/>
+          </w:rPr>
+          <w:fldChar w:fldCharType="begin"/>
+        </w:r>
+        <w:r>
+          <w:rPr>
+            <w:noProof/>
+            <w:webHidden/>
+          </w:rPr>
+          <w:instrText xml:space="preserve"> PAGEREF _Toc226493602 \h </w:instrText>
+        </w:r>
+        <w:r>
+          <w:rPr>
+            <w:noProof/>
+            <w:webHidden/>
+          </w:rPr>
+        </w:r>
+        <w:r>
+          <w:rPr>
+            <w:noProof/>
+            <w:webHidden/>
+          </w:rPr>
+          <w:fldChar w:fldCharType="separate"/>
+        </w:r>
+        <w:r>
+          <w:rPr>
+            <w:noProof/>
+            <w:webHidden/>
+          </w:rPr>
+          <w:t>6</w:t>
+        </w:r>
+        <w:r>
+          <w:rPr>
+            <w:noProof/>
+            <w:webHidden/>
+          </w:rPr>
+          <w:fldChar w:fldCharType="end"/>
+        </w:r>
+      </w:hyperlink>
+    </w:p>
+    <w:p>
+      <w:pPr>
+        <w:pStyle w:val="TOC1"/>
+        <w:tabs>
+          <w:tab w:val="right" w:leader="dot" w:pos="9595"/>
+        </w:tabs>
+        <w:rPr>
+          <w:noProof/>
+        </w:rPr>
+      </w:pPr>
+      <w:hyperlink w:anchor="_Toc226493603" w:history="1">
+        <w:r>
+          <w:rPr>
+            <w:rStyle w:val="Hyperlink"/>
+            <w:noProof/>
+          </w:rPr>
+          <w:t>7. Reading the dashboard</w:t>
+        </w:r>
+        <w:r>
+          <w:rPr>
+            <w:noProof/>
+            <w:webHidden/>
+          </w:rPr>
+          <w:tab/>
+        </w:r>
+        <w:r>
+          <w:rPr>
+            <w:noProof/>
+            <w:webHidden/>
+          </w:rPr>
+          <w:fldChar w:fldCharType="begin"/>
+        </w:r>
+        <w:r>
+          <w:rPr>
+            <w:noProof/>
+            <w:webHidden/>
+          </w:rPr>
+          <w:instrText xml:space="preserve"> PAGEREF _Toc226493603 \h </w:instrText>
+        </w:r>
+        <w:r>
+          <w:rPr>
+            <w:noProof/>
+            <w:webHidden/>
+          </w:rPr>
+        </w:r>
+        <w:r>
+          <w:rPr>
+            <w:noProof/>
+            <w:webHidden/>
+          </w:rPr>
+          <w:fldChar w:fldCharType="separate"/>
+        </w:r>
+        <w:r>
+          <w:rPr>
+            <w:noProof/>
+            <w:webHidden/>
+          </w:rPr>
+          <w:t>6</w:t>
+        </w:r>
+        <w:r>
+          <w:rPr>
+            <w:noProof/>
+            <w:webHidden/>
+          </w:rPr>
+          <w:fldChar w:fldCharType="end"/>
+        </w:r>
+      </w:hyperlink>
+    </w:p>
+    <w:p>
+      <w:pPr>
+        <w:pStyle w:val="TOC2"/>
+        <w:tabs>
+          <w:tab w:val="right" w:leader="dot" w:pos="9595"/>
+        </w:tabs>
+        <w:rPr>
+          <w:noProof/>
+        </w:rPr>
+      </w:pPr>
+      <w:hyperlink w:anchor="_Toc226493604" w:history="1">
+        <w:r>
+          <w:rPr>
+            <w:rStyle w:val="Hyperlink"/>
+            <w:noProof/>
+          </w:rPr>
+          <w:t>7.1 Headline cards</w:t>
+        </w:r>
+        <w:r>
+          <w:rPr>
+            <w:noProof/>
+            <w:webHidden/>
+          </w:rPr>
+          <w:tab/>
+        </w:r>
+        <w:r>
+          <w:rPr>
+            <w:noProof/>
+            <w:webHidden/>
+          </w:rPr>
+          <w:fldChar w:fldCharType="begin"/>
+        </w:r>
+        <w:r>
+          <w:rPr>
+            <w:noProof/>
+            <w:webHidden/>
+          </w:rPr>
+          <w:instrText xml:space="preserve"> PAGEREF _Toc226493604 \h </w:instrText>
+        </w:r>
+        <w:r>
+          <w:rPr>
+            <w:noProof/>
+            <w:webHidden/>
+          </w:rPr>
+        </w:r>
+        <w:r>
+          <w:rPr>
+            <w:noProof/>
+            <w:webHidden/>
+          </w:rPr>
+          <w:fldChar w:fldCharType="separate"/>
+        </w:r>
+        <w:r>
+          <w:rPr>
+            <w:noProof/>
+            <w:webHidden/>
+          </w:rPr>
+          <w:t>6</w:t>
+        </w:r>
+        <w:r>
+          <w:rPr>
+            <w:noProof/>
+            <w:webHidden/>
+          </w:rPr>
+          <w:fldChar w:fldCharType="end"/>
+        </w:r>
+      </w:hyperlink>
+    </w:p>
+    <w:p>
+      <w:pPr>
+        <w:pStyle w:val="TOC2"/>
+        <w:tabs>
+          <w:tab w:val="right" w:leader="dot" w:pos="9595"/>
+        </w:tabs>
+        <w:rPr>
+          <w:noProof/>
+        </w:rPr>
+      </w:pPr>
+      <w:hyperlink w:anchor="_Toc226493605" w:history="1">
+        <w:r>
+          <w:rPr>
+            <w:rStyle w:val="Hyperlink"/>
+            <w:noProof/>
+          </w:rPr>
+          <w:t>7.2 Trend view</w:t>
+        </w:r>
+        <w:r>
+          <w:rPr>
+            <w:noProof/>
+            <w:webHidden/>
+          </w:rPr>
+          <w:tab/>
+        </w:r>
+        <w:r>
+          <w:rPr>
+            <w:noProof/>
+            <w:webHidden/>
+          </w:rPr>
+          <w:fldChar w:fldCharType="begin"/>
+        </w:r>
+        <w:r>
+          <w:rPr>
+            <w:noProof/>
+            <w:webHidden/>
+          </w:rPr>
+          <w:instrText xml:space="preserve"> PAGEREF _Toc226493605 \h </w:instrText>
+        </w:r>
+        <w:r>
+          <w:rPr>
+            <w:noProof/>
+            <w:webHidden/>
+          </w:rPr>
+        </w:r>
+        <w:r>
+          <w:rPr>
+            <w:noProof/>
+            <w:webHidden/>
+          </w:rPr>
+          <w:fldChar w:fldCharType="separate"/>
+        </w:r>
+        <w:r>
+          <w:rPr>
+            <w:noProof/>
+            <w:webHidden/>
+          </w:rPr>
+          <w:t>7</w:t>
+        </w:r>
+        <w:r>
+          <w:rPr>
+            <w:noProof/>
+            <w:webHidden/>
+          </w:rPr>
+          <w:fldChar w:fldCharType="end"/>
+        </w:r>
+      </w:hyperlink>
+    </w:p>
+    <w:p>
+      <w:pPr>
+        <w:pStyle w:val="TOC2"/>
+        <w:tabs>
+          <w:tab w:val="right" w:leader="dot" w:pos="9595"/>
+        </w:tabs>
+        <w:rPr>
+          <w:noProof/>
+        </w:rPr>
+      </w:pPr>
+      <w:hyperlink w:anchor="_Toc226493606" w:history="1">
+        <w:r>
+          <w:rPr>
+            <w:rStyle w:val="Hyperlink"/>
+            <w:noProof/>
+          </w:rPr>
+          <w:t>7.3 Last Data Refresh</w:t>
+        </w:r>
+        <w:r>
+          <w:rPr>
+            <w:noProof/>
+            <w:webHidden/>
+          </w:rPr>
+          <w:tab/>
+        </w:r>
+        <w:r>
+          <w:rPr>
+            <w:noProof/>
+            <w:webHidden/>
+          </w:rPr>
+          <w:fldChar w:fldCharType="begin"/>
+        </w:r>
+        <w:r>
+          <w:rPr>
+            <w:noProof/>
+            <w:webHidden/>
+          </w:rPr>
+          <w:instrText xml:space="preserve"> PAGEREF _Toc226493606 \h </w:instrText>
+        </w:r>
+        <w:r>
+          <w:rPr>
+            <w:noProof/>
+            <w:webHidden/>
+          </w:rPr>
+        </w:r>
+        <w:r>
+          <w:rPr>
+            <w:noProof/>
+            <w:webHidden/>
+          </w:rPr>
+          <w:fldChar w:fldCharType="separate"/>
+        </w:r>
+        <w:r>
+          <w:rPr>
+            <w:noProof/>
+            <w:webHidden/>
+          </w:rPr>
+          <w:t>7</w:t>
+        </w:r>
+        <w:r>
+          <w:rPr>
+            <w:noProof/>
+            <w:webHidden/>
+          </w:rPr>
+          <w:fldChar w:fldCharType="end"/>
+        </w:r>
+      </w:hyperlink>
+    </w:p>
+    <w:p>
+      <w:pPr>
+        <w:pStyle w:val="TOC1"/>
+        <w:tabs>
+          <w:tab w:val="right" w:leader="dot" w:pos="9595"/>
+        </w:tabs>
+        <w:rPr>
+          <w:noProof/>
+        </w:rPr>
+      </w:pPr>
+      <w:hyperlink w:anchor="_Toc226493607" w:history="1">
+        <w:r>
+          <w:rPr>
+            <w:rStyle w:val="Hyperlink"/>
+            <w:noProof/>
+          </w:rPr>
+          <w:t>8. Step-by-step workflows</w:t>
+        </w:r>
+        <w:r>
+          <w:rPr>
+            <w:noProof/>
+            <w:webHidden/>
+          </w:rPr>
+          <w:tab/>
+        </w:r>
+        <w:r>
+          <w:rPr>
+            <w:noProof/>
+            <w:webHidden/>
+          </w:rPr>
+          <w:fldChar w:fldCharType="begin"/>
+        </w:r>
+        <w:r>
+          <w:rPr>
+            <w:noProof/>
+            <w:webHidden/>
+          </w:rPr>
+          <w:instrText xml:space="preserve"> PAGEREF _Toc226493607 \h </w:instrText>
+        </w:r>
+        <w:r>
+          <w:rPr>
+            <w:noProof/>
+            <w:webHidden/>
+          </w:rPr>
+        </w:r>
+        <w:r>
+          <w:rPr>
+            <w:noProof/>
+            <w:webHidden/>
+          </w:rPr>
+          <w:fldChar w:fldCharType="separate"/>
+        </w:r>
+        <w:r>
+          <w:rPr>
+            <w:noProof/>
+            <w:webHidden/>
+          </w:rPr>
+          <w:t>7</w:t>
+        </w:r>
+        <w:r>
+          <w:rPr>
+            <w:noProof/>
+            <w:webHidden/>
+          </w:rPr>
+          <w:fldChar w:fldCharType="end"/>
+        </w:r>
+      </w:hyperlink>
+    </w:p>
+    <w:p>
+      <w:pPr>
+        <w:pStyle w:val="TOC2"/>
+        <w:tabs>
+          <w:tab w:val="right" w:leader="dot" w:pos="9595"/>
+        </w:tabs>
+        <w:rPr>
+          <w:noProof/>
+        </w:rPr>
+      </w:pPr>
+      <w:hyperlink w:anchor="_Toc226493608" w:history="1">
+        <w:r>
+          <w:rPr>
+            <w:rStyle w:val="Hyperlink"/>
+            <w:noProof/>
+          </w:rPr>
+          <w:t>8.1 Prepare for a review meeting</w:t>
+        </w:r>
+        <w:r>
+          <w:rPr>
+            <w:noProof/>
+            <w:webHidden/>
+          </w:rPr>
+          <w:tab/>
+        </w:r>
+        <w:r>
+          <w:rPr>
+            <w:noProof/>
+            <w:webHidden/>
+          </w:rPr>
+          <w:fldChar w:fldCharType="begin"/>
+        </w:r>
+        <w:r>
+          <w:rPr>
+            <w:noProof/>
+            <w:webHidden/>
+          </w:rPr>
+          <w:instrText xml:space="preserve"> PAGEREF _Toc226493608 \h </w:instrText>
+        </w:r>
+        <w:r>
+          <w:rPr>
+            <w:noProof/>
+            <w:webHidden/>
+          </w:rPr>
+        </w:r>
+        <w:r>
+          <w:rPr>
+            <w:noProof/>
+            <w:webHidden/>
+          </w:rPr>
+          <w:fldChar w:fldCharType="separate"/>
+        </w:r>
+        <w:r>
+          <w:rPr>
+            <w:noProof/>
+            <w:webHidden/>
+          </w:rPr>
+          <w:t>7</w:t>
+        </w:r>
+        <w:r>
+          <w:rPr>
+            <w:noProof/>
+            <w:webHidden/>
+          </w:rPr>
+          <w:fldChar w:fldCharType="end"/>
+        </w:r>
+      </w:hyperlink>
+    </w:p>
+    <w:p>
+      <w:pPr>
+        <w:pStyle w:val="TOC2"/>
+        <w:tabs>
+          <w:tab w:val="right" w:leader="dot" w:pos="9595"/>
+        </w:tabs>
+        <w:rPr>
+          <w:noProof/>
+        </w:rPr>
+      </w:pPr>
+      <w:hyperlink w:anchor="_Toc226493609" w:history="1">
+        <w:r>
+          <w:rPr>
+            <w:rStyle w:val="Hyperlink"/>
+            <w:noProof/>
+          </w:rPr>
+          <w:t>8.2 Compare recent activity with a wider period</w:t>
+        </w:r>
+        <w:r>
+          <w:rPr>
+            <w:noProof/>
+            <w:webHidden/>
+          </w:rPr>
+          <w:tab/>
+        </w:r>
+        <w:r>
+          <w:rPr>
+            <w:noProof/>
+            <w:webHidden/>
+          </w:rPr>
+          <w:fldChar w:fldCharType="begin"/>
+        </w:r>
+        <w:r>
+          <w:rPr>
+            <w:noProof/>
+            <w:webHidden/>
+          </w:rPr>
+          <w:instrText xml:space="preserve"> PAGEREF _Toc226493609 \h </w:instrText>
+        </w:r>
+        <w:r>
+          <w:rPr>
+            <w:noProof/>
+            <w:webHidden/>
+          </w:rPr>
+        </w:r>
+        <w:r>
+          <w:rPr>
+            <w:noProof/>
+            <w:webHidden/>
+          </w:rPr>
+          <w:fldChar w:fldCharType="separate"/>
+        </w:r>
+        <w:r>
+          <w:rPr>
+            <w:noProof/>
+            <w:webHidden/>
+          </w:rPr>
+          <w:t>8</w:t>
+        </w:r>
+        <w:r>
+          <w:rPr>
+            <w:noProof/>
+            <w:webHidden/>
+          </w:rPr>
+          <w:fldChar w:fldCharType="end"/>
+        </w:r>
+      </w:hyperlink>
+    </w:p>
+    <w:p>
+      <w:pPr>
+        <w:pStyle w:val="TOC2"/>
+        <w:tabs>
+          <w:tab w:val="right" w:leader="dot" w:pos="9595"/>
+        </w:tabs>
+        <w:rPr>
+          <w:noProof/>
+        </w:rPr>
+      </w:pPr>
+      <w:hyperlink w:anchor="_Toc226493610" w:history="1">
+        <w:r>
+          <w:rPr>
+            <w:rStyle w:val="Hyperlink"/>
+            <w:noProof/>
+          </w:rPr>
+          <w:t>8.3 Check whether figures are current enough to use</w:t>
+        </w:r>
+        <w:r>
+          <w:rPr>
+            <w:noProof/>
+            <w:webHidden/>
+          </w:rPr>
+          <w:tab/>
+        </w:r>
+        <w:r>
+          <w:rPr>
+            <w:noProof/>
+            <w:webHidden/>
+          </w:rPr>
+          <w:fldChar w:fldCharType="begin"/>
+        </w:r>
+        <w:r>
+          <w:rPr>
+            <w:noProof/>
+            <w:webHidden/>
+          </w:rPr>
+          <w:instrText xml:space="preserve"> PAGEREF _Toc226493610 \h </w:instrText>
+        </w:r>
+        <w:r>
+          <w:rPr>
+            <w:noProof/>
+            <w:webHidden/>
+          </w:rPr>
+        </w:r>
+        <w:r>
+          <w:rPr>
+            <w:noProof/>
+            <w:webHidden/>
+          </w:rPr>
+          <w:fldChar w:fldCharType="separate"/>
+        </w:r>
+        <w:r>
+          <w:rPr>
+            <w:noProof/>
+            <w:webHidden/>
+          </w:rPr>
+          <w:t>8</w:t>
+        </w:r>
+        <w:r>
+          <w:rPr>
+            <w:noProof/>
+            <w:webHidden/>
+          </w:rPr>
+          <w:fldChar w:fldCharType="end"/>
+        </w:r>
+      </w:hyperlink>
+    </w:p>
+    <w:p>
+      <w:pPr>
+        <w:pStyle w:val="TOC1"/>
+        <w:tabs>
+          <w:tab w:val="right" w:leader="dot" w:pos="9595"/>
+        </w:tabs>
+        <w:rPr>
+          <w:noProof/>
+        </w:rPr>
+      </w:pPr>
+      <w:hyperlink w:anchor="_Toc226493611" w:history="1">
+        <w:r>
+          <w:rPr>
+            <w:rStyle w:val="Hyperlink"/>
+            <w:noProof/>
+          </w:rPr>
+          <w:t>9. Data Request Form</w:t>
+        </w:r>
+        <w:r>
+          <w:rPr>
+            <w:noProof/>
+            <w:webHidden/>
+          </w:rPr>
+          <w:tab/>
+        </w:r>
+        <w:r>
+          <w:rPr>
+            <w:noProof/>
+            <w:webHidden/>
+          </w:rPr>
+          <w:fldChar w:fldCharType="begin"/>
+        </w:r>
+        <w:r>
+          <w:rPr>
+            <w:noProof/>
+            <w:webHidden/>
+          </w:rPr>
+          <w:instrText xml:space="preserve"> PAGEREF _Toc226493611 \h </w:instrText>
+        </w:r>
+        <w:r>
+          <w:rPr>
+            <w:noProof/>
+            <w:webHidden/>
+          </w:rPr>
+        </w:r>
+        <w:r>
+          <w:rPr>
+            <w:noProof/>
+            <w:webHidden/>
+          </w:rPr>
+          <w:fldChar w:fldCharType="separate"/>
+        </w:r>
+        <w:r>
+          <w:rPr>
+            <w:noProof/>
+            <w:webHidden/>
+          </w:rPr>
+          <w:t>8</w:t>
+        </w:r>
+        <w:r>
+          <w:rPr>
+            <w:noProof/>
+            <w:webHidden/>
+          </w:rPr>
+          <w:fldChar w:fldCharType="end"/>
+        </w:r>
+      </w:hyperlink>
+    </w:p>
+    <w:p>
+      <w:pPr>
+        <w:pStyle w:val="TOC1"/>
+        <w:tabs>
+          <w:tab w:val="right" w:leader="dot" w:pos="9595"/>
+        </w:tabs>
+        <w:rPr>
+          <w:noProof/>
+        </w:rPr>
+      </w:pPr>
+      <w:hyperlink w:anchor="_Toc226493612" w:history="1">
+        <w:r>
+          <w:rPr>
+            <w:rStyle w:val="Hyperlink"/>
+            <w:noProof/>
+          </w:rPr>
+          <w:t>10. What this role cannot do</w:t>
+        </w:r>
+        <w:r>
+          <w:rPr>
+            <w:noProof/>
+            <w:webHidden/>
+          </w:rPr>
+          <w:tab/>
+        </w:r>
+        <w:r>
+          <w:rPr>
+            <w:noProof/>
+            <w:webHidden/>
+          </w:rPr>
+          <w:fldChar w:fldCharType="begin"/>
+        </w:r>
+        <w:r>
+          <w:rPr>
+            <w:noProof/>
+            <w:webHidden/>
+          </w:rPr>
+          <w:instrText xml:space="preserve"> PAGEREF _Toc226493612 \h </w:instrText>
+        </w:r>
+        <w:r>
+          <w:rPr>
+            <w:noProof/>
+            <w:webHidden/>
+          </w:rPr>
+        </w:r>
+        <w:r>
+          <w:rPr>
+            <w:noProof/>
+            <w:webHidden/>
+          </w:rPr>
+          <w:fldChar w:fldCharType="separate"/>
+        </w:r>
+        <w:r>
+          <w:rPr>
+            <w:noProof/>
+            <w:webHidden/>
+          </w:rPr>
+          <w:t>9</w:t>
+        </w:r>
+        <w:r>
+          <w:rPr>
+            <w:noProof/>
+            <w:webHidden/>
+          </w:rPr>
+          <w:fldChar w:fldCharType="end"/>
+        </w:r>
+      </w:hyperlink>
+    </w:p>
+    <w:p>
+      <w:pPr>
+        <w:pStyle w:val="TOC1"/>
+        <w:tabs>
+          <w:tab w:val="right" w:leader="dot" w:pos="9595"/>
+        </w:tabs>
+        <w:rPr>
+          <w:noProof/>
+        </w:rPr>
+      </w:pPr>
+      <w:hyperlink w:anchor="_Toc226493613" w:history="1">
+        <w:r>
+          <w:rPr>
+            <w:rStyle w:val="Hyperlink"/>
+            <w:noProof/>
+          </w:rPr>
+          <w:t>11. Good working practice</w:t>
+        </w:r>
+        <w:r>
+          <w:rPr>
+            <w:noProof/>
+            <w:webHidden/>
+          </w:rPr>
+          <w:tab/>
+        </w:r>
+        <w:r>
+          <w:rPr>
+            <w:noProof/>
+            <w:webHidden/>
+          </w:rPr>
+          <w:fldChar w:fldCharType="begin"/>
+        </w:r>
+        <w:r>
+          <w:rPr>
+            <w:noProof/>
+            <w:webHidden/>
+          </w:rPr>
+          <w:instrText xml:space="preserve"> PAGEREF _Toc226493613 \h </w:instrText>
+        </w:r>
+        <w:r>
+          <w:rPr>
+            <w:noProof/>
+            <w:webHidden/>
+          </w:rPr>
+        </w:r>
+        <w:r>
+          <w:rPr>
+            <w:noProof/>
+            <w:webHidden/>
+          </w:rPr>
+          <w:fldChar w:fldCharType="separate"/>
+        </w:r>
+        <w:r>
+          <w:rPr>
+            <w:noProof/>
+            <w:webHidden/>
+          </w:rPr>
+          <w:t>9</w:t>
+        </w:r>
+        <w:r>
+          <w:rPr>
+            <w:noProof/>
+            <w:webHidden/>
+          </w:rPr>
+          <w:fldChar w:fldCharType="end"/>
+        </w:r>
+      </w:hyperlink>
+    </w:p>
+    <w:p>
+      <w:pPr>
+        <w:pStyle w:val="TOC1"/>
+        <w:tabs>
+          <w:tab w:val="right" w:leader="dot" w:pos="9595"/>
+        </w:tabs>
+        <w:rPr>
+          <w:noProof/>
+        </w:rPr>
+      </w:pPr>
+      <w:hyperlink w:anchor="_Toc226493614" w:history="1">
+        <w:r>
+          <w:rPr>
+            <w:rStyle w:val="Hyperlink"/>
+            <w:noProof/>
+          </w:rPr>
+          <w:t>12. Troubleshooting</w:t>
+        </w:r>
+        <w:r>
+          <w:rPr>
+            <w:noProof/>
+            <w:webHidden/>
+          </w:rPr>
+          <w:tab/>
+        </w:r>
+        <w:r>
+          <w:rPr>
+            <w:noProof/>
+            <w:webHidden/>
+          </w:rPr>
+          <w:fldChar w:fldCharType="begin"/>
+        </w:r>
+        <w:r>
+          <w:rPr>
+            <w:noProof/>
+            <w:webHidden/>
+          </w:rPr>
+          <w:instrText xml:space="preserve"> PAGEREF _Toc226493614 \h </w:instrText>
+        </w:r>
+        <w:r>
+          <w:rPr>
+            <w:noProof/>
+            <w:webHidden/>
+          </w:rPr>
+        </w:r>
+        <w:r>
+          <w:rPr>
+            <w:noProof/>
+            <w:webHidden/>
+          </w:rPr>
+          <w:fldChar w:fldCharType="separate"/>
+        </w:r>
+        <w:r>
+          <w:rPr>
+            <w:noProof/>
+            <w:webHidden/>
+          </w:rPr>
+          <w:t>9</w:t>
+        </w:r>
+        <w:r>
+          <w:rPr>
+            <w:noProof/>
+            <w:webHidden/>
+          </w:rPr>
+          <w:fldChar w:fldCharType="end"/>
+        </w:r>
+      </w:hyperlink>
+    </w:p>
+    <w:p>
+      <w:pPr>
+        <w:pStyle w:val="TOC2"/>
+        <w:tabs>
+          <w:tab w:val="right" w:leader="dot" w:pos="9595"/>
+        </w:tabs>
+        <w:rPr>
+          <w:noProof/>
+        </w:rPr>
+      </w:pPr>
+      <w:hyperlink w:anchor="_Toc226493615" w:history="1">
+        <w:r>
+          <w:rPr>
+            <w:rStyle w:val="Hyperlink"/>
+            <w:noProof/>
+          </w:rPr>
+          <w:t>I cannot see any data</w:t>
+        </w:r>
+        <w:r>
+          <w:rPr>
+            <w:noProof/>
+            <w:webHidden/>
+          </w:rPr>
+          <w:tab/>
+        </w:r>
+        <w:r>
+          <w:rPr>
+            <w:noProof/>
+            <w:webHidden/>
+          </w:rPr>
+          <w:fldChar w:fldCharType="begin"/>
+        </w:r>
+        <w:r>
+          <w:rPr>
+            <w:noProof/>
+            <w:webHidden/>
+          </w:rPr>
+          <w:instrText xml:space="preserve"> PAGEREF _Toc226493615 \h </w:instrText>
+        </w:r>
+        <w:r>
+          <w:rPr>
+            <w:noProof/>
+            <w:webHidden/>
+          </w:rPr>
+        </w:r>
+        <w:r>
+          <w:rPr>
+            <w:noProof/>
+            <w:webHidden/>
+          </w:rPr>
+          <w:fldChar w:fldCharType="separate"/>
+        </w:r>
+        <w:r>
+          <w:rPr>
+            <w:noProof/>
+            <w:webHidden/>
+          </w:rPr>
+          <w:t>9</w:t>
+        </w:r>
+        <w:r>
+          <w:rPr>
+            <w:noProof/>
+            <w:webHidden/>
+          </w:rPr>
+          <w:fldChar w:fldCharType="end"/>
+        </w:r>
+      </w:hyperlink>
+    </w:p>
+    <w:p>
+      <w:pPr>
+        <w:pStyle w:val="TOC2"/>
+        <w:tabs>
+          <w:tab w:val="right" w:leader="dot" w:pos="9595"/>
+        </w:tabs>
+        <w:rPr>
+          <w:noProof/>
+        </w:rPr>
+      </w:pPr>
+      <w:hyperlink w:anchor="_Toc226493616" w:history="1">
+        <w:r>
+          <w:rPr>
+            <w:rStyle w:val="Hyperlink"/>
+            <w:noProof/>
+          </w:rPr>
+          <w:t>The figures look old</w:t>
+        </w:r>
+        <w:r>
+          <w:rPr>
+            <w:noProof/>
+            <w:webHidden/>
+          </w:rPr>
+          <w:tab/>
+        </w:r>
+        <w:r>
+          <w:rPr>
+            <w:noProof/>
+            <w:webHidden/>
+          </w:rPr>
+          <w:fldChar w:fldCharType="begin"/>
+        </w:r>
+        <w:r>
+          <w:rPr>
+            <w:noProof/>
+            <w:webHidden/>
+          </w:rPr>
+          <w:instrText xml:space="preserve"> PAGEREF _Toc226493616 \h </w:instrText>
+        </w:r>
+        <w:r>
+          <w:rPr>
+            <w:noProof/>
+            <w:webHidden/>
+          </w:rPr>
+        </w:r>
+        <w:r>
+          <w:rPr>
+            <w:noProof/>
+            <w:webHidden/>
+          </w:rPr>
+          <w:fldChar w:fldCharType="separate"/>
+        </w:r>
+        <w:r>
+          <w:rPr>
+            <w:noProof/>
+            <w:webHidden/>
+          </w:rPr>
+          <w:t>9</w:t>
+        </w:r>
+        <w:r>
+          <w:rPr>
+            <w:noProof/>
+            <w:webHidden/>
+          </w:rPr>
+          <w:fldChar w:fldCharType="end"/>
+        </w:r>
+      </w:hyperlink>
+    </w:p>
+    <w:p>
+      <w:pPr>
+        <w:pStyle w:val="TOC2"/>
+        <w:tabs>
+          <w:tab w:val="right" w:leader="dot" w:pos="9595"/>
+        </w:tabs>
+        <w:rPr>
+          <w:noProof/>
+        </w:rPr>
+      </w:pPr>
+      <w:hyperlink w:anchor="_Toc226493617" w:history="1">
+        <w:r>
+          <w:rPr>
+            <w:rStyle w:val="Hyperlink"/>
+            <w:noProof/>
+          </w:rPr>
+          <w:t>I need participant-level evidence</w:t>
+        </w:r>
+        <w:r>
+          <w:rPr>
+            <w:noProof/>
+            <w:webHidden/>
+          </w:rPr>
+          <w:tab/>
+        </w:r>
+        <w:r>
+          <w:rPr>
+            <w:noProof/>
+            <w:webHidden/>
+          </w:rPr>
+          <w:fldChar w:fldCharType="begin"/>
+        </w:r>
+        <w:r>
+          <w:rPr>
+            <w:noProof/>
+            <w:webHidden/>
+          </w:rPr>
+          <w:instrText xml:space="preserve"> PAGEREF _Toc226493617 \h </w:instrText>
+        </w:r>
+        <w:r>
+          <w:rPr>
+            <w:noProof/>
+            <w:webHidden/>
+          </w:rPr>
+        </w:r>
+        <w:r>
+          <w:rPr>
+            <w:noProof/>
+            <w:webHidden/>
+          </w:rPr>
+          <w:fldChar w:fldCharType="separate"/>
+        </w:r>
+        <w:r>
+          <w:rPr>
+            <w:noProof/>
+            <w:webHidden/>
+          </w:rPr>
+          <w:t>9</w:t>
+        </w:r>
+        <w:r>
+          <w:rPr>
+            <w:noProof/>
+            <w:webHidden/>
+          </w:rPr>
+          <w:fldChar w:fldCharType="end"/>
+        </w:r>
+      </w:hyperlink>
+    </w:p>
+    <w:p>
+      <w:pPr>
+        <w:pStyle w:val="TOC2"/>
+        <w:tabs>
+          <w:tab w:val="right" w:leader="dot" w:pos="9595"/>
+        </w:tabs>
+        <w:rPr>
+          <w:noProof/>
+        </w:rPr>
+      </w:pPr>
+      <w:hyperlink w:anchor="_Toc226493618" w:history="1">
+        <w:r>
+          <w:rPr>
+            <w:rStyle w:val="Hyperlink"/>
+            <w:noProof/>
+          </w:rPr>
+          <w:t>I expected to see another dashboard screen</w:t>
+        </w:r>
+        <w:r>
+          <w:rPr>
+            <w:noProof/>
+            <w:webHidden/>
+          </w:rPr>
+          <w:tab/>
+        </w:r>
+        <w:r>
+          <w:rPr>
+            <w:noProof/>
+            <w:webHidden/>
+          </w:rPr>
+          <w:fldChar w:fldCharType="begin"/>
+        </w:r>
+        <w:r>
+          <w:rPr>
+            <w:noProof/>
+            <w:webHidden/>
+          </w:rPr>
+          <w:instrText xml:space="preserve"> PAGEREF _Toc226493618 \h </w:instrText>
+        </w:r>
+        <w:r>
+          <w:rPr>
+            <w:noProof/>
+            <w:webHidden/>
+          </w:rPr>
+        </w:r>
+        <w:r>
+          <w:rPr>
+            <w:noProof/>
+            <w:webHidden/>
+          </w:rPr>
+          <w:fldChar w:fldCharType="separate"/>
+        </w:r>
+        <w:r>
+          <w:rPr>
+            <w:noProof/>
+            <w:webHidden/>
+          </w:rPr>
+          <w:t>10</w:t>
+        </w:r>
+        <w:r>
+          <w:rPr>
+            <w:noProof/>
+            <w:webHidden/>
+          </w:rPr>
+          <w:fldChar w:fldCharType="end"/>
+        </w:r>
+      </w:hyperlink>
+    </w:p>
+    <w:p>
+      <w:r>
+        <w:fldChar w:fldCharType="end"/>
+      </w:r>
+    </w:p>
+    <w:p>
+      <w:r>
+        <w:rPr>
+          <w:i/>
+          <w:sz w:val="20"/>
+        </w:rPr>
+        <w:t>Update the table in Word if entries do not appear immediately.</w:t>
+      </w:r>
+    </w:p>
+    <w:p>
+      <w:r>
+        <w:br w:type="page"/>
+      </w:r>
+    </w:p>
     <w:p>
       <w:pPr>
         <w:pStyle w:val="Title"/>
       </w:pPr>
       <w:r>
+        <w:lastRenderedPageBreak/>
         <w:t>Funder Dashboard Manual</w:t>
       </w:r>
     </w:p>
@@ -37,7 +1823,7 @@
           <w:noProof/>
         </w:rPr>
         <w:drawing>
-          <wp:inline distT="0" distB="0" distL="0" distR="0" wp14:anchorId="463709BA" wp14:editId="487CF365">
+          <wp:inline distT="0" distB="0" distL="0" distR="0" wp14:anchorId="741E4BE7" wp14:editId="4952CB70">
             <wp:extent cx="6217920" cy="3819579"/>
             <wp:effectExtent l="0" t="0" r="0" b="0"/>
             <wp:docPr id="1" name="Picture 1"/>
@@ -52,7 +1838,7 @@
                     <pic:cNvPicPr/>
                   </pic:nvPicPr>
                   <pic:blipFill>
-                    <a:blip r:embed="rId6"/>
+                    <a:blip r:embed="rId8"/>
                     <a:stretch>
                       <a:fillRect/>
                     </a:stretch>
@@ -78,9 +1864,11 @@
       <w:pPr>
         <w:pStyle w:val="Heading1"/>
       </w:pPr>
+      <w:bookmarkStart w:id="1" w:name="_Toc226493595"/>
       <w:r>
         <w:t>1. Introduction</w:t>
       </w:r>
+      <w:bookmarkEnd w:id="1"/>
     </w:p>
     <w:p>
       <w:r>
@@ -204,9 +1992,11 @@
       <w:pPr>
         <w:pStyle w:val="Heading1"/>
       </w:pPr>
+      <w:bookmarkStart w:id="2" w:name="_Toc226493596"/>
       <w:r>
         <w:t>2. What the Funder Dashboard is for</w:t>
       </w:r>
+      <w:bookmarkEnd w:id="2"/>
     </w:p>
     <w:p>
       <w:r>
@@ -257,9 +2047,11 @@
       <w:pPr>
         <w:pStyle w:val="Heading1"/>
       </w:pPr>
+      <w:bookmarkStart w:id="3" w:name="_Toc226493597"/>
       <w:r>
         <w:t>3. Signing in and first checks</w:t>
       </w:r>
+      <w:bookmarkEnd w:id="3"/>
     </w:p>
     <w:p>
       <w:r>
@@ -319,10 +2111,12 @@
       <w:pPr>
         <w:pStyle w:val="Heading1"/>
       </w:pPr>
+      <w:bookmarkStart w:id="4" w:name="_Toc226493598"/>
       <w:r>
         <w:lastRenderedPageBreak/>
         <w:t>4. What you will see</w:t>
       </w:r>
+      <w:bookmarkEnd w:id="4"/>
     </w:p>
     <w:p>
       <w:r>
@@ -437,9 +2231,11 @@
       <w:pPr>
         <w:pStyle w:val="Heading1"/>
       </w:pPr>
+      <w:bookmarkStart w:id="5" w:name="_Toc226493599"/>
       <w:r>
         <w:t>5. Privacy and access</w:t>
       </w:r>
+      <w:bookmarkEnd w:id="5"/>
     </w:p>
     <w:p>
       <w:r>
@@ -503,10 +2299,12 @@
       <w:pPr>
         <w:pStyle w:val="Heading1"/>
       </w:pPr>
+      <w:bookmarkStart w:id="6" w:name="_Toc226493600"/>
       <w:r>
         <w:lastRenderedPageBreak/>
         <w:t>6. Filters</w:t>
       </w:r>
+      <w:bookmarkEnd w:id="6"/>
     </w:p>
     <w:p>
       <w:r>
@@ -518,9 +2316,11 @@
       <w:pPr>
         <w:pStyle w:val="Heading2"/>
       </w:pPr>
+      <w:bookmarkStart w:id="7" w:name="_Toc226493601"/>
       <w:r>
         <w:t>6.1 What you can change</w:t>
       </w:r>
+      <w:bookmarkEnd w:id="7"/>
     </w:p>
     <w:p>
       <w:r>
@@ -541,9 +2341,11 @@
       <w:pPr>
         <w:pStyle w:val="Heading2"/>
       </w:pPr>
+      <w:bookmarkStart w:id="8" w:name="_Toc226493602"/>
       <w:r>
         <w:t>6.2 What you cannot change</w:t>
       </w:r>
+      <w:bookmarkEnd w:id="8"/>
     </w:p>
     <w:p>
       <w:r>
@@ -650,17 +2452,21 @@
       <w:pPr>
         <w:pStyle w:val="Heading1"/>
       </w:pPr>
+      <w:bookmarkStart w:id="9" w:name="_Toc226493603"/>
       <w:r>
         <w:t>7. Reading the dashboard</w:t>
       </w:r>
+      <w:bookmarkEnd w:id="9"/>
     </w:p>
     <w:p>
       <w:pPr>
         <w:pStyle w:val="Heading2"/>
       </w:pPr>
+      <w:bookmarkStart w:id="10" w:name="_Toc226493604"/>
       <w:r>
         <w:t>7.1 Headline cards</w:t>
       </w:r>
+      <w:bookmarkEnd w:id="10"/>
     </w:p>
     <w:p>
       <w:r>
@@ -724,9 +2530,11 @@
       <w:pPr>
         <w:pStyle w:val="Heading2"/>
       </w:pPr>
+      <w:bookmarkStart w:id="11" w:name="_Toc226493605"/>
       <w:r>
         <w:t>7.2 Trend view</w:t>
       </w:r>
+      <w:bookmarkEnd w:id="11"/>
     </w:p>
     <w:p>
       <w:r>
@@ -796,9 +2604,11 @@
       <w:pPr>
         <w:pStyle w:val="Heading2"/>
       </w:pPr>
+      <w:bookmarkStart w:id="12" w:name="_Toc226493606"/>
       <w:r>
         <w:t>7.3 Last Data Refresh</w:t>
       </w:r>
+      <w:bookmarkEnd w:id="12"/>
     </w:p>
     <w:p>
       <w:r>
@@ -849,25 +2659,25 @@
       <w:pPr>
         <w:pStyle w:val="Heading1"/>
       </w:pPr>
+      <w:bookmarkStart w:id="13" w:name="_Toc226493607"/>
       <w:r>
         <w:t>8. Step-by-step workflows</w:t>
       </w:r>
+      <w:bookmarkEnd w:id="13"/>
     </w:p>
     <w:p>
       <w:pPr>
         <w:pStyle w:val="Heading2"/>
       </w:pPr>
+      <w:bookmarkStart w:id="14" w:name="_Toc226493608"/>
       <w:r>
         <w:t>8.1 Prepare for a review meeting</w:t>
       </w:r>
-    </w:p>
-    <w:p>
-      <w:pPr>
-        <w:pStyle w:val="ListNumber"/>
-        <w:numPr>
-          <w:ilvl w:val="0"/>
-          <w:numId w:val="10"/>
-        </w:numPr>
+      <w:bookmarkEnd w:id="14"/>
+    </w:p>
+    <w:p>
+      <w:pPr>
+        <w:pStyle w:val="ManualNumber"/>
       </w:pPr>
       <w:r>
         <w:t>Open the dashboard.</w:t>
@@ -954,17 +2764,15 @@
       <w:pPr>
         <w:pStyle w:val="Heading2"/>
       </w:pPr>
+      <w:bookmarkStart w:id="15" w:name="_Toc226493609"/>
       <w:r>
         <w:t>8.2 Compare recent activity with a wider period</w:t>
       </w:r>
-    </w:p>
-    <w:p>
-      <w:pPr>
-        <w:pStyle w:val="ListNumber"/>
-        <w:numPr>
-          <w:ilvl w:val="0"/>
-          <w:numId w:val="11"/>
-        </w:numPr>
+      <w:bookmarkEnd w:id="15"/>
+    </w:p>
+    <w:p>
+      <w:pPr>
+        <w:pStyle w:val="ManualNumber"/>
       </w:pPr>
       <w:r>
         <w:t xml:space="preserve">Start with </w:t>
@@ -1043,17 +2851,15 @@
       <w:pPr>
         <w:pStyle w:val="Heading2"/>
       </w:pPr>
+      <w:bookmarkStart w:id="16" w:name="_Toc226493610"/>
       <w:r>
         <w:t>8.3 Check whether figures are current enough to use</w:t>
       </w:r>
-    </w:p>
-    <w:p>
-      <w:pPr>
-        <w:pStyle w:val="ListNumber"/>
-        <w:numPr>
-          <w:ilvl w:val="0"/>
-          <w:numId w:val="12"/>
-        </w:numPr>
+      <w:bookmarkEnd w:id="16"/>
+    </w:p>
+    <w:p>
+      <w:pPr>
+        <w:pStyle w:val="ManualNumber"/>
       </w:pPr>
       <w:r>
         <w:t>Open the dashboard.</w:t>
@@ -1097,9 +2903,11 @@
       <w:pPr>
         <w:pStyle w:val="Heading1"/>
       </w:pPr>
+      <w:bookmarkStart w:id="17" w:name="_Toc226493611"/>
       <w:r>
         <w:t>9. Data Request Form</w:t>
       </w:r>
+      <w:bookmarkEnd w:id="17"/>
     </w:p>
     <w:p>
       <w:r>
@@ -1211,7 +3019,6 @@
     <w:p/>
     <w:p>
       <w:r>
-        <w:lastRenderedPageBreak/>
         <w:t xml:space="preserve">When you submit a request, </w:t>
       </w:r>
       <w:r>
@@ -1238,9 +3045,11 @@
       <w:pPr>
         <w:pStyle w:val="Heading1"/>
       </w:pPr>
+      <w:bookmarkStart w:id="18" w:name="_Toc226493612"/>
       <w:r>
         <w:t>10. What this role cannot do</w:t>
       </w:r>
+      <w:bookmarkEnd w:id="18"/>
     </w:p>
     <w:p>
       <w:r>
@@ -1307,9 +3116,11 @@
       <w:pPr>
         <w:pStyle w:val="Heading1"/>
       </w:pPr>
+      <w:bookmarkStart w:id="19" w:name="_Toc226493613"/>
       <w:r>
         <w:t>11. Good working practice</w:t>
       </w:r>
+      <w:bookmarkEnd w:id="19"/>
     </w:p>
     <w:p>
       <w:pPr>
@@ -1356,25 +3167,25 @@
       <w:pPr>
         <w:pStyle w:val="Heading1"/>
       </w:pPr>
+      <w:bookmarkStart w:id="20" w:name="_Toc226493614"/>
       <w:r>
         <w:t>12. Troubleshooting</w:t>
       </w:r>
+      <w:bookmarkEnd w:id="20"/>
     </w:p>
     <w:p>
       <w:pPr>
         <w:pStyle w:val="Heading2"/>
       </w:pPr>
+      <w:bookmarkStart w:id="21" w:name="_Toc226493615"/>
       <w:r>
         <w:t>I cannot see any data</w:t>
       </w:r>
-    </w:p>
-    <w:p>
-      <w:pPr>
-        <w:pStyle w:val="ListNumber"/>
-        <w:numPr>
-          <w:ilvl w:val="0"/>
-          <w:numId w:val="13"/>
-        </w:numPr>
+      <w:bookmarkEnd w:id="21"/>
+    </w:p>
+    <w:p>
+      <w:pPr>
+        <w:pStyle w:val="ManualNumber"/>
       </w:pPr>
       <w:r>
         <w:t>Widen the timeframe.</w:t>
@@ -1401,17 +3212,15 @@
       <w:pPr>
         <w:pStyle w:val="Heading2"/>
       </w:pPr>
+      <w:bookmarkStart w:id="22" w:name="_Toc226493616"/>
       <w:r>
         <w:t>The figures look old</w:t>
       </w:r>
-    </w:p>
-    <w:p>
-      <w:pPr>
-        <w:pStyle w:val="ListNumber"/>
-        <w:numPr>
-          <w:ilvl w:val="0"/>
-          <w:numId w:val="14"/>
-        </w:numPr>
+      <w:bookmarkEnd w:id="22"/>
+    </w:p>
+    <w:p>
+      <w:pPr>
+        <w:pStyle w:val="ManualNumber"/>
       </w:pPr>
       <w:r>
         <w:t xml:space="preserve">Check </w:t>
@@ -1439,10 +3248,11 @@
       <w:pPr>
         <w:pStyle w:val="Heading2"/>
       </w:pPr>
-      <w:r>
-        <w:lastRenderedPageBreak/>
+      <w:bookmarkStart w:id="23" w:name="_Toc226493617"/>
+      <w:r>
         <w:t>I need participant-level evidence</w:t>
       </w:r>
+      <w:bookmarkEnd w:id="23"/>
     </w:p>
     <w:p>
       <w:r>
@@ -1463,9 +3273,12 @@
       <w:pPr>
         <w:pStyle w:val="Heading2"/>
       </w:pPr>
-      <w:r>
+      <w:bookmarkStart w:id="24" w:name="_Toc226493618"/>
+      <w:r>
+        <w:lastRenderedPageBreak/>
         <w:t>I expected to see another dashboard screen</w:t>
       </w:r>
+      <w:bookmarkEnd w:id="24"/>
     </w:p>
     <w:p>
       <w:r>
@@ -1491,6 +3304,7 @@
       </w:r>
     </w:p>
     <w:sectPr>
+      <w:footerReference w:type="default" r:id="rId9"/>
       <w:pgSz w:w="11909" w:h="16834"/>
       <w:pgMar w:top="1080" w:right="1152" w:bottom="1080" w:left="1152" w:header="720" w:footer="720" w:gutter="0"/>
       <w:cols w:space="720"/>
@@ -1498,6 +3312,109 @@
     </w:sectPr>
   </w:body>
 </w:document>
+</file>
+
+<file path=word/endnotes.xml><?xml version="1.0" encoding="utf-8"?>
+<w:endnotes xmlns:wpc="http://schemas.microsoft.com/office/word/2010/wordprocessingCanvas" xmlns:cx="http://schemas.microsoft.com/office/drawing/2014/chartex" xmlns:cx1="http://schemas.microsoft.com/office/drawing/2015/9/8/chartex" xmlns:cx2="http://schemas.microsoft.com/office/drawing/2015/10/21/chartex" xmlns:cx3="http://schemas.microsoft.com/office/drawing/2016/5/9/chartex" xmlns:cx4="http://schemas.microsoft.com/office/drawing/2016/5/10/chartex" xmlns:cx5="http://schemas.microsoft.com/office/drawing/2016/5/11/chartex" xmlns:cx6="http://schemas.microsoft.com/office/drawing/2016/5/12/chartex" xmlns:cx7="http://schemas.microsoft.com/office/drawing/2016/5/13/chartex" xmlns:cx8="http://schemas.microsoft.com/office/drawing/2016/5/14/chartex" xmlns:mc="http://schemas.openxmlformats.org/markup-compatibility/2006" xmlns:aink="http://schemas.microsoft.com/office/drawing/2016/ink" xmlns:am3d="http://schemas.microsoft.com/office/drawing/2017/model3d" xmlns:o="urn:schemas-microsoft-com:office:office" xmlns:oel="http://schemas.microsoft.com/office/2019/extlst" xmlns:r="http://schemas.openxmlformats.org/officeDocument/2006/relationships" xmlns:m="http://schemas.openxmlformats.org/officeDocument/2006/math" xmlns:v="urn:schemas-microsoft-com:vml" xmlns:wp14="http://schemas.microsoft.com/office/word/2010/wordprocessingDrawing" xmlns:wp="http://schemas.openxmlformats.org/drawingml/2006/wordprocessingDrawing" xmlns:w10="urn:schemas-microsoft-com:office:word" xmlns:w="http://schemas.openxmlformats.org/wordprocessingml/2006/main" xmlns:w14="http://schemas.microsoft.com/office/word/2010/wordml" xmlns:w15="http://schemas.microsoft.com/office/word/2012/wordml" xmlns:w16cex="http://schemas.microsoft.com/office/word/2018/wordml/cex" xmlns:w16cid="http://schemas.microsoft.com/office/word/2016/wordml/cid" xmlns:w16="http://schemas.microsoft.com/office/word/2018/wordml" xmlns:w16du="http://schemas.microsoft.com/office/word/2023/wordml/word16du" xmlns:w16sdtdh="http://schemas.microsoft.com/office/word/2020/wordml/sdtdatahash" xmlns:w16sdtfl="http://schemas.microsoft.com/office/word/2024/wordml/sdtformatlock" xmlns:w16se="http://schemas.microsoft.com/office/word/2015/wordml/symex" xmlns:wpg="http://schemas.microsoft.com/office/word/2010/wordprocessingGroup" xmlns:wpi="http://schemas.microsoft.com/office/word/2010/wordprocessingInk" xmlns:wne="http://schemas.microsoft.com/office/word/2006/wordml" xmlns:wps="http://schemas.microsoft.com/office/word/2010/wordprocessingShape" mc:Ignorable="w14 w15 w16se w16cid w16 w16cex w16sdtdh w16sdtfl w16du wp14">
+  <w:endnote w:type="separator" w:id="-1">
+    <w:p>
+      <w:pPr>
+        <w:spacing w:after="0" w:line="240" w:lineRule="auto"/>
+      </w:pPr>
+      <w:r>
+        <w:separator/>
+      </w:r>
+    </w:p>
+  </w:endnote>
+  <w:endnote w:type="continuationSeparator" w:id="0">
+    <w:p>
+      <w:pPr>
+        <w:spacing w:after="0" w:line="240" w:lineRule="auto"/>
+      </w:pPr>
+      <w:r>
+        <w:continuationSeparator/>
+      </w:r>
+    </w:p>
+  </w:endnote>
+</w:endnotes>
+</file>
+
+<file path=word/footer1.xml><?xml version="1.0" encoding="utf-8"?>
+<w:ftr xmlns:wpc="http://schemas.microsoft.com/office/word/2010/wordprocessingCanvas" xmlns:cx="http://schemas.microsoft.com/office/drawing/2014/chartex" xmlns:cx1="http://schemas.microsoft.com/office/drawing/2015/9/8/chartex" xmlns:cx2="http://schemas.microsoft.com/office/drawing/2015/10/21/chartex" xmlns:cx3="http://schemas.microsoft.com/office/drawing/2016/5/9/chartex" xmlns:cx4="http://schemas.microsoft.com/office/drawing/2016/5/10/chartex" xmlns:cx5="http://schemas.microsoft.com/office/drawing/2016/5/11/chartex" xmlns:cx6="http://schemas.microsoft.com/office/drawing/2016/5/12/chartex" xmlns:cx7="http://schemas.microsoft.com/office/drawing/2016/5/13/chartex" xmlns:cx8="http://schemas.microsoft.com/office/drawing/2016/5/14/chartex" xmlns:mc="http://schemas.openxmlformats.org/markup-compatibility/2006" xmlns:aink="http://schemas.microsoft.com/office/drawing/2016/ink" xmlns:am3d="http://schemas.microsoft.com/office/drawing/2017/model3d" xmlns:o="urn:schemas-microsoft-com:office:office" xmlns:oel="http://schemas.microsoft.com/office/2019/extlst" xmlns:r="http://schemas.openxmlformats.org/officeDocument/2006/relationships" xmlns:m="http://schemas.openxmlformats.org/officeDocument/2006/math" xmlns:v="urn:schemas-microsoft-com:vml" xmlns:wp14="http://schemas.microsoft.com/office/word/2010/wordprocessingDrawing" xmlns:wp="http://schemas.openxmlformats.org/drawingml/2006/wordprocessingDrawing" xmlns:w10="urn:schemas-microsoft-com:office:word" xmlns:w="http://schemas.openxmlformats.org/wordprocessingml/2006/main" xmlns:w14="http://schemas.microsoft.com/office/word/2010/wordml" xmlns:w15="http://schemas.microsoft.com/office/word/2012/wordml" xmlns:w16cex="http://schemas.microsoft.com/office/word/2018/wordml/cex" xmlns:w16cid="http://schemas.microsoft.com/office/word/2016/wordml/cid" xmlns:w16="http://schemas.microsoft.com/office/word/2018/wordml" xmlns:w16du="http://schemas.microsoft.com/office/word/2023/wordml/word16du" xmlns:w16sdtdh="http://schemas.microsoft.com/office/word/2020/wordml/sdtdatahash" xmlns:w16sdtfl="http://schemas.microsoft.com/office/word/2024/wordml/sdtformatlock" xmlns:w16se="http://schemas.microsoft.com/office/word/2015/wordml/symex" xmlns:wpg="http://schemas.microsoft.com/office/word/2010/wordprocessingGroup" xmlns:wpi="http://schemas.microsoft.com/office/word/2010/wordprocessingInk" xmlns:wne="http://schemas.microsoft.com/office/word/2006/wordml" xmlns:wps="http://schemas.microsoft.com/office/word/2010/wordprocessingShape" mc:Ignorable="w14 w15 w16se w16cid w16 w16cex w16sdtdh w16sdtfl w16du wp14">
+  <w:p>
+    <w:pPr>
+      <w:pStyle w:val="Footer"/>
+      <w:jc w:val="center"/>
+    </w:pPr>
+    <w:r>
+      <w:t xml:space="preserve">Page </w:t>
+    </w:r>
+    <w:r>
+      <w:fldChar w:fldCharType="begin"/>
+    </w:r>
+    <w:r>
+      <w:instrText xml:space="preserve"> PAGE </w:instrText>
+    </w:r>
+    <w:r>
+      <w:fldChar w:fldCharType="separate"/>
+    </w:r>
+    <w:r>
+      <w:rPr>
+        <w:noProof/>
+      </w:rPr>
+      <w:t>1</w:t>
+    </w:r>
+    <w:r>
+      <w:fldChar w:fldCharType="end"/>
+    </w:r>
+    <w:r>
+      <w:t xml:space="preserve"> of </w:t>
+    </w:r>
+    <w:r>
+      <w:fldChar w:fldCharType="begin"/>
+    </w:r>
+    <w:r>
+      <w:instrText xml:space="preserve"> NUMPAGES </w:instrText>
+    </w:r>
+    <w:r>
+      <w:fldChar w:fldCharType="separate"/>
+    </w:r>
+    <w:r>
+      <w:rPr>
+        <w:noProof/>
+      </w:rPr>
+      <w:t>2</w:t>
+    </w:r>
+    <w:r>
+      <w:fldChar w:fldCharType="end"/>
+    </w:r>
+  </w:p>
+</w:ftr>
+</file>
+
+<file path=word/footnotes.xml><?xml version="1.0" encoding="utf-8"?>
+<w:footnotes xmlns:wpc="http://schemas.microsoft.com/office/word/2010/wordprocessingCanvas" xmlns:cx="http://schemas.microsoft.com/office/drawing/2014/chartex" xmlns:cx1="http://schemas.microsoft.com/office/drawing/2015/9/8/chartex" xmlns:cx2="http://schemas.microsoft.com/office/drawing/2015/10/21/chartex" xmlns:cx3="http://schemas.microsoft.com/office/drawing/2016/5/9/chartex" xmlns:cx4="http://schemas.microsoft.com/office/drawing/2016/5/10/chartex" xmlns:cx5="http://schemas.microsoft.com/office/drawing/2016/5/11/chartex" xmlns:cx6="http://schemas.microsoft.com/office/drawing/2016/5/12/chartex" xmlns:cx7="http://schemas.microsoft.com/office/drawing/2016/5/13/chartex" xmlns:cx8="http://schemas.microsoft.com/office/drawing/2016/5/14/chartex" xmlns:mc="http://schemas.openxmlformats.org/markup-compatibility/2006" xmlns:aink="http://schemas.microsoft.com/office/drawing/2016/ink" xmlns:am3d="http://schemas.microsoft.com/office/drawing/2017/model3d" xmlns:o="urn:schemas-microsoft-com:office:office" xmlns:oel="http://schemas.microsoft.com/office/2019/extlst" xmlns:r="http://schemas.openxmlformats.org/officeDocument/2006/relationships" xmlns:m="http://schemas.openxmlformats.org/officeDocument/2006/math" xmlns:v="urn:schemas-microsoft-com:vml" xmlns:wp14="http://schemas.microsoft.com/office/word/2010/wordprocessingDrawing" xmlns:wp="http://schemas.openxmlformats.org/drawingml/2006/wordprocessingDrawing" xmlns:w10="urn:schemas-microsoft-com:office:word" xmlns:w="http://schemas.openxmlformats.org/wordprocessingml/2006/main" xmlns:w14="http://schemas.microsoft.com/office/word/2010/wordml" xmlns:w15="http://schemas.microsoft.com/office/word/2012/wordml" xmlns:w16cex="http://schemas.microsoft.com/office/word/2018/wordml/cex" xmlns:w16cid="http://schemas.microsoft.com/office/word/2016/wordml/cid" xmlns:w16="http://schemas.microsoft.com/office/word/2018/wordml" xmlns:w16du="http://schemas.microsoft.com/office/word/2023/wordml/word16du" xmlns:w16sdtdh="http://schemas.microsoft.com/office/word/2020/wordml/sdtdatahash" xmlns:w16sdtfl="http://schemas.microsoft.com/office/word/2024/wordml/sdtformatlock" xmlns:w16se="http://schemas.microsoft.com/office/word/2015/wordml/symex" xmlns:wpg="http://schemas.microsoft.com/office/word/2010/wordprocessingGroup" xmlns:wpi="http://schemas.microsoft.com/office/word/2010/wordprocessingInk" xmlns:wne="http://schemas.microsoft.com/office/word/2006/wordml" xmlns:wps="http://schemas.microsoft.com/office/word/2010/wordprocessingShape" mc:Ignorable="w14 w15 w16se w16cid w16 w16cex w16sdtdh w16sdtfl w16du wp14">
+  <w:footnote w:type="separator" w:id="-1">
+    <w:p>
+      <w:pPr>
+        <w:spacing w:after="0" w:line="240" w:lineRule="auto"/>
+      </w:pPr>
+      <w:r>
+        <w:separator/>
+      </w:r>
+    </w:p>
+  </w:footnote>
+  <w:footnote w:type="continuationSeparator" w:id="0">
+    <w:p>
+      <w:pPr>
+        <w:spacing w:after="0" w:line="240" w:lineRule="auto"/>
+      </w:pPr>
+      <w:r>
+        <w:continuationSeparator/>
+      </w:r>
+    </w:p>
+  </w:footnote>
+</w:footnotes>
 </file>
 
 <file path=word/numbering.xml><?xml version="1.0" encoding="utf-8"?>
@@ -1673,62 +3590,32 @@
       </w:rPr>
     </w:lvl>
   </w:abstractNum>
-  <w:num w:numId="1" w16cid:durableId="1469592633">
+  <w:num w:numId="1" w16cid:durableId="878971890">
     <w:abstractNumId w:val="8"/>
   </w:num>
-  <w:num w:numId="2" w16cid:durableId="732848486">
+  <w:num w:numId="2" w16cid:durableId="20395786">
     <w:abstractNumId w:val="6"/>
   </w:num>
-  <w:num w:numId="3" w16cid:durableId="1362511532">
+  <w:num w:numId="3" w16cid:durableId="2131169642">
     <w:abstractNumId w:val="5"/>
   </w:num>
-  <w:num w:numId="4" w16cid:durableId="785123208">
+  <w:num w:numId="4" w16cid:durableId="1067722638">
     <w:abstractNumId w:val="4"/>
   </w:num>
-  <w:num w:numId="5" w16cid:durableId="1983264658">
+  <w:num w:numId="5" w16cid:durableId="1208418964">
     <w:abstractNumId w:val="7"/>
   </w:num>
-  <w:num w:numId="6" w16cid:durableId="1056515095">
+  <w:num w:numId="6" w16cid:durableId="1935892341">
     <w:abstractNumId w:val="3"/>
   </w:num>
-  <w:num w:numId="7" w16cid:durableId="1604924317">
+  <w:num w:numId="7" w16cid:durableId="23555012">
     <w:abstractNumId w:val="2"/>
   </w:num>
-  <w:num w:numId="8" w16cid:durableId="771702425">
+  <w:num w:numId="8" w16cid:durableId="232737469">
     <w:abstractNumId w:val="1"/>
   </w:num>
-  <w:num w:numId="9" w16cid:durableId="391198956">
+  <w:num w:numId="9" w16cid:durableId="2067338260">
     <w:abstractNumId w:val="0"/>
-  </w:num>
-  <w:num w:numId="10" w16cid:durableId="1057972232">
-    <w:abstractNumId w:val="7"/>
-    <w:lvlOverride w:ilvl="0">
-      <w:startOverride w:val="1"/>
-    </w:lvlOverride>
-  </w:num>
-  <w:num w:numId="11" w16cid:durableId="1374887065">
-    <w:abstractNumId w:val="7"/>
-    <w:lvlOverride w:ilvl="0">
-      <w:startOverride w:val="1"/>
-    </w:lvlOverride>
-  </w:num>
-  <w:num w:numId="12" w16cid:durableId="1061635443">
-    <w:abstractNumId w:val="7"/>
-    <w:lvlOverride w:ilvl="0">
-      <w:startOverride w:val="1"/>
-    </w:lvlOverride>
-  </w:num>
-  <w:num w:numId="13" w16cid:durableId="1201741583">
-    <w:abstractNumId w:val="7"/>
-    <w:lvlOverride w:ilvl="0">
-      <w:startOverride w:val="1"/>
-    </w:lvlOverride>
-  </w:num>
-  <w:num w:numId="14" w16cid:durableId="583805446">
-    <w:abstractNumId w:val="7"/>
-    <w:lvlOverride w:ilvl="0">
-      <w:startOverride w:val="1"/>
-    </w:lvlOverride>
   </w:num>
 </w:numbering>
 </file>
@@ -13124,6 +15011,42 @@
     <w:name w:val="Manual Number"/>
     <w:basedOn w:val="ListNumber"/>
   </w:style>
+  <w:style w:type="paragraph" w:styleId="TOC1">
+    <w:name w:val="toc 1"/>
+    <w:basedOn w:val="Normal"/>
+    <w:next w:val="Normal"/>
+    <w:autoRedefine/>
+    <w:uiPriority w:val="39"/>
+    <w:unhideWhenUsed/>
+    <w:rsid w:val="00CC1839"/>
+    <w:pPr>
+      <w:spacing w:after="100"/>
+    </w:pPr>
+  </w:style>
+  <w:style w:type="paragraph" w:styleId="TOC2">
+    <w:name w:val="toc 2"/>
+    <w:basedOn w:val="Normal"/>
+    <w:next w:val="Normal"/>
+    <w:autoRedefine/>
+    <w:uiPriority w:val="39"/>
+    <w:unhideWhenUsed/>
+    <w:rsid w:val="00CC1839"/>
+    <w:pPr>
+      <w:spacing w:after="100"/>
+      <w:ind w:left="220"/>
+    </w:pPr>
+  </w:style>
+  <w:style w:type="character" w:styleId="Hyperlink">
+    <w:name w:val="Hyperlink"/>
+    <w:basedOn w:val="DefaultParagraphFont"/>
+    <w:uiPriority w:val="99"/>
+    <w:unhideWhenUsed/>
+    <w:rsid w:val="00CC1839"/>
+    <w:rPr>
+      <w:color w:val="0000FF" w:themeColor="hyperlink"/>
+      <w:u w:val="single"/>
+    </w:rPr>
+  </w:style>
 </w:styles>
 </file>
 
